--- a/Public-Health-Analytics-Playbook.docx
+++ b/Public-Health-Analytics-Playbook.docx
@@ -10260,7 +10260,7 @@
         <w:pStyle w:val="FirstParagraph"/>
       </w:pPr>
       <w:r>
-        <w:t xml:space="preserve">The word cloud below visualizes the most frequent terms appearing in award descriptions across all 10,000 retrieved opioid-related grants. Larger words appear more often, revealing the dominant themes in federal spending.</w:t>
+        <w:t xml:space="preserve">The word cloud below visualizes the most frequent terms appearing in award descriptions across all 10,000 retrieved opioid-related grants. Larger words appear more often, revealing the dominant themes in federal spending. Try searching for any of these keywords in the Award Detail table below to explore the specific grants behind each theme.</w:t>
       </w:r>
     </w:p>
     <w:p>
@@ -13641,7 +13641,34 @@
         <w:rPr>
           <w:rStyle w:val="NormalTok"/>
         </w:rPr>
-        <w:t xml:space="preserve">)</w:t>
+        <w:t xml:space="preserve">),</w:t>
+      </w:r>
+      <w:r>
+        <w:br/>
+      </w:r>
+      <w:r>
+        <w:rPr>
+          <w:rStyle w:val="NormalTok"/>
+        </w:rPr>
+        <w:t xml:space="preserve">    </w:t>
+      </w:r>
+      <w:r>
+        <w:rPr>
+          <w:rStyle w:val="AttributeTok"/>
+        </w:rPr>
+        <w:t xml:space="preserve">height =</w:t>
+      </w:r>
+      <w:r>
+        <w:rPr>
+          <w:rStyle w:val="NormalTok"/>
+        </w:rPr>
+        <w:t xml:space="preserve"> </w:t>
+      </w:r>
+      <w:r>
+        <w:rPr>
+          <w:rStyle w:val="DecValTok"/>
+        </w:rPr>
+        <w:t xml:space="preserve">800</w:t>
       </w:r>
       <w:r>
         <w:br/>
@@ -14041,6 +14068,87 @@
         <w:rPr>
           <w:rStyle w:val="NormalTok"/>
         </w:rPr>
+        <w:t xml:space="preserve">    Award, </w:t>
+      </w:r>
+      <w:r>
+        <w:rPr>
+          <w:rStyle w:val="StringTok"/>
+        </w:rPr>
+        <w:t xml:space="preserve">`</w:t>
+      </w:r>
+      <w:r>
+        <w:rPr>
+          <w:rStyle w:val="AttributeTok"/>
+        </w:rPr>
+        <w:t xml:space="preserve">Awarding Sub Agency</w:t>
+      </w:r>
+      <w:r>
+        <w:rPr>
+          <w:rStyle w:val="StringTok"/>
+        </w:rPr>
+        <w:t xml:space="preserve">`</w:t>
+      </w:r>
+      <w:r>
+        <w:rPr>
+          <w:rStyle w:val="NormalTok"/>
+        </w:rPr>
+        <w:t xml:space="preserve">, </w:t>
+      </w:r>
+      <w:r>
+        <w:rPr>
+          <w:rStyle w:val="StringTok"/>
+        </w:rPr>
+        <w:t xml:space="preserve">`</w:t>
+      </w:r>
+      <w:r>
+        <w:rPr>
+          <w:rStyle w:val="AttributeTok"/>
+        </w:rPr>
+        <w:t xml:space="preserve">Recipient Name</w:t>
+      </w:r>
+      <w:r>
+        <w:rPr>
+          <w:rStyle w:val="StringTok"/>
+        </w:rPr>
+        <w:t xml:space="preserve">`</w:t>
+      </w:r>
+      <w:r>
+        <w:rPr>
+          <w:rStyle w:val="NormalTok"/>
+        </w:rPr>
+        <w:t xml:space="preserve">, </w:t>
+      </w:r>
+      <w:r>
+        <w:rPr>
+          <w:rStyle w:val="StringTok"/>
+        </w:rPr>
+        <w:t xml:space="preserve">`</w:t>
+      </w:r>
+      <w:r>
+        <w:rPr>
+          <w:rStyle w:val="AttributeTok"/>
+        </w:rPr>
+        <w:t xml:space="preserve">Award Amount</w:t>
+      </w:r>
+      <w:r>
+        <w:rPr>
+          <w:rStyle w:val="StringTok"/>
+        </w:rPr>
+        <w:t xml:space="preserve">`</w:t>
+      </w:r>
+      <w:r>
+        <w:rPr>
+          <w:rStyle w:val="NormalTok"/>
+        </w:rPr>
+        <w:t xml:space="preserve">,</w:t>
+      </w:r>
+      <w:r>
+        <w:br/>
+      </w:r>
+      <w:r>
+        <w:rPr>
+          <w:rStyle w:val="NormalTok"/>
+        </w:rPr>
         <w:t xml:space="preserve">    </w:t>
       </w:r>
       <w:r>
@@ -14053,7 +14161,7 @@
         <w:rPr>
           <w:rStyle w:val="AttributeTok"/>
         </w:rPr>
-        <w:t xml:space="preserve">Awarding Sub Agency</w:t>
+        <w:t xml:space="preserve">Start Date</w:t>
       </w:r>
       <w:r>
         <w:rPr>
@@ -14065,25 +14173,490 @@
         <w:rPr>
           <w:rStyle w:val="NormalTok"/>
         </w:rPr>
+        <w:t xml:space="preserve">, Description</w:t>
+      </w:r>
+      <w:r>
+        <w:br/>
+      </w:r>
+      <w:r>
+        <w:rPr>
+          <w:rStyle w:val="NormalTok"/>
+        </w:rPr>
+        <w:t xml:space="preserve">  ) </w:t>
+      </w:r>
+      <w:r>
+        <w:rPr>
+          <w:rStyle w:val="SpecialCharTok"/>
+        </w:rPr>
+        <w:t xml:space="preserve">|&gt;</w:t>
+      </w:r>
+      <w:r>
+        <w:br/>
+      </w:r>
+      <w:r>
+        <w:rPr>
+          <w:rStyle w:val="NormalTok"/>
+        </w:rPr>
+        <w:t xml:space="preserve">  </w:t>
+      </w:r>
+      <w:r>
+        <w:rPr>
+          <w:rStyle w:val="FunctionTok"/>
+        </w:rPr>
+        <w:t xml:space="preserve">arrange</w:t>
+      </w:r>
+      <w:r>
+        <w:rPr>
+          <w:rStyle w:val="NormalTok"/>
+        </w:rPr>
+        <w:t xml:space="preserve">(</w:t>
+      </w:r>
+      <w:r>
+        <w:rPr>
+          <w:rStyle w:val="FunctionTok"/>
+        </w:rPr>
+        <w:t xml:space="preserve">desc</w:t>
+      </w:r>
+      <w:r>
+        <w:rPr>
+          <w:rStyle w:val="NormalTok"/>
+        </w:rPr>
+        <w:t xml:space="preserve">(</w:t>
+      </w:r>
+      <w:r>
+        <w:rPr>
+          <w:rStyle w:val="StringTok"/>
+        </w:rPr>
+        <w:t xml:space="preserve">`</w:t>
+      </w:r>
+      <w:r>
+        <w:rPr>
+          <w:rStyle w:val="AttributeTok"/>
+        </w:rPr>
+        <w:t xml:space="preserve">Award Amount</w:t>
+      </w:r>
+      <w:r>
+        <w:rPr>
+          <w:rStyle w:val="StringTok"/>
+        </w:rPr>
+        <w:t xml:space="preserve">`</w:t>
+      </w:r>
+      <w:r>
+        <w:rPr>
+          <w:rStyle w:val="NormalTok"/>
+        </w:rPr>
+        <w:t xml:space="preserve">)) </w:t>
+      </w:r>
+      <w:r>
+        <w:rPr>
+          <w:rStyle w:val="SpecialCharTok"/>
+        </w:rPr>
+        <w:t xml:space="preserve">|&gt;</w:t>
+      </w:r>
+      <w:r>
+        <w:br/>
+      </w:r>
+      <w:r>
+        <w:rPr>
+          <w:rStyle w:val="NormalTok"/>
+        </w:rPr>
+        <w:t xml:space="preserve">  </w:t>
+      </w:r>
+      <w:r>
+        <w:rPr>
+          <w:rStyle w:val="FunctionTok"/>
+        </w:rPr>
+        <w:t xml:space="preserve">datatable</w:t>
+      </w:r>
+      <w:r>
+        <w:rPr>
+          <w:rStyle w:val="NormalTok"/>
+        </w:rPr>
+        <w:t xml:space="preserve">(</w:t>
+      </w:r>
+      <w:r>
+        <w:br/>
+      </w:r>
+      <w:r>
+        <w:rPr>
+          <w:rStyle w:val="NormalTok"/>
+        </w:rPr>
+        <w:t xml:space="preserve">    </w:t>
+      </w:r>
+      <w:r>
+        <w:rPr>
+          <w:rStyle w:val="AttributeTok"/>
+        </w:rPr>
+        <w:t xml:space="preserve">caption =</w:t>
+      </w:r>
+      <w:r>
+        <w:rPr>
+          <w:rStyle w:val="NormalTok"/>
+        </w:rPr>
+        <w:t xml:space="preserve"> </w:t>
+      </w:r>
+      <w:r>
+        <w:rPr>
+          <w:rStyle w:val="FunctionTok"/>
+        </w:rPr>
+        <w:t xml:space="preserve">paste0</w:t>
+      </w:r>
+      <w:r>
+        <w:rPr>
+          <w:rStyle w:val="NormalTok"/>
+        </w:rPr>
+        <w:t xml:space="preserve">(</w:t>
+      </w:r>
+      <w:r>
+        <w:rPr>
+          <w:rStyle w:val="StringTok"/>
+        </w:rPr>
+        <w:t xml:space="preserve">"Opioid-Related Federal Grant Awards ("</w:t>
+      </w:r>
+      <w:r>
+        <w:rPr>
+          <w:rStyle w:val="NormalTok"/>
+        </w:rPr>
+        <w:t xml:space="preserve">,</w:t>
+      </w:r>
+      <w:r>
+        <w:br/>
+      </w:r>
+      <w:r>
+        <w:rPr>
+          <w:rStyle w:val="NormalTok"/>
+        </w:rPr>
+        <w:t xml:space="preserve">                     year_start, </w:t>
+      </w:r>
+      <w:r>
+        <w:rPr>
+          <w:rStyle w:val="StringTok"/>
+        </w:rPr>
+        <w:t xml:space="preserve">"-"</w:t>
+      </w:r>
+      <w:r>
+        <w:rPr>
+          <w:rStyle w:val="NormalTok"/>
+        </w:rPr>
+        <w:t xml:space="preserve">, year_end, </w:t>
+      </w:r>
+      <w:r>
+        <w:rPr>
+          <w:rStyle w:val="StringTok"/>
+        </w:rPr>
+        <w:t xml:space="preserve">")"</w:t>
+      </w:r>
+      <w:r>
+        <w:rPr>
+          <w:rStyle w:val="NormalTok"/>
+        </w:rPr>
+        <w:t xml:space="preserve">),</w:t>
+      </w:r>
+      <w:r>
+        <w:br/>
+      </w:r>
+      <w:r>
+        <w:rPr>
+          <w:rStyle w:val="NormalTok"/>
+        </w:rPr>
+        <w:t xml:space="preserve">    </w:t>
+      </w:r>
+      <w:r>
+        <w:rPr>
+          <w:rStyle w:val="AttributeTok"/>
+        </w:rPr>
+        <w:t xml:space="preserve">filter =</w:t>
+      </w:r>
+      <w:r>
+        <w:rPr>
+          <w:rStyle w:val="NormalTok"/>
+        </w:rPr>
+        <w:t xml:space="preserve"> </w:t>
+      </w:r>
+      <w:r>
+        <w:rPr>
+          <w:rStyle w:val="StringTok"/>
+        </w:rPr>
+        <w:t xml:space="preserve">"top"</w:t>
+      </w:r>
+      <w:r>
+        <w:rPr>
+          <w:rStyle w:val="NormalTok"/>
+        </w:rPr>
+        <w:t xml:space="preserve">,</w:t>
+      </w:r>
+      <w:r>
+        <w:br/>
+      </w:r>
+      <w:r>
+        <w:rPr>
+          <w:rStyle w:val="NormalTok"/>
+        </w:rPr>
+        <w:t xml:space="preserve">    </w:t>
+      </w:r>
+      <w:r>
+        <w:rPr>
+          <w:rStyle w:val="AttributeTok"/>
+        </w:rPr>
+        <w:t xml:space="preserve">escape =</w:t>
+      </w:r>
+      <w:r>
+        <w:rPr>
+          <w:rStyle w:val="NormalTok"/>
+        </w:rPr>
+        <w:t xml:space="preserve"> </w:t>
+      </w:r>
+      <w:r>
+        <w:rPr>
+          <w:rStyle w:val="ConstantTok"/>
+        </w:rPr>
+        <w:t xml:space="preserve">FALSE</w:t>
+      </w:r>
+      <w:r>
+        <w:rPr>
+          <w:rStyle w:val="NormalTok"/>
+        </w:rPr>
+        <w:t xml:space="preserve">,</w:t>
+      </w:r>
+      <w:r>
+        <w:br/>
+      </w:r>
+      <w:r>
+        <w:rPr>
+          <w:rStyle w:val="NormalTok"/>
+        </w:rPr>
+        <w:t xml:space="preserve">    </w:t>
+      </w:r>
+      <w:r>
+        <w:rPr>
+          <w:rStyle w:val="AttributeTok"/>
+        </w:rPr>
+        <w:t xml:space="preserve">options =</w:t>
+      </w:r>
+      <w:r>
+        <w:rPr>
+          <w:rStyle w:val="NormalTok"/>
+        </w:rPr>
+        <w:t xml:space="preserve"> </w:t>
+      </w:r>
+      <w:r>
+        <w:rPr>
+          <w:rStyle w:val="FunctionTok"/>
+        </w:rPr>
+        <w:t xml:space="preserve">list</w:t>
+      </w:r>
+      <w:r>
+        <w:rPr>
+          <w:rStyle w:val="NormalTok"/>
+        </w:rPr>
+        <w:t xml:space="preserve">(</w:t>
+      </w:r>
+      <w:r>
+        <w:br/>
+      </w:r>
+      <w:r>
+        <w:rPr>
+          <w:rStyle w:val="NormalTok"/>
+        </w:rPr>
+        <w:t xml:space="preserve">      </w:t>
+      </w:r>
+      <w:r>
+        <w:rPr>
+          <w:rStyle w:val="AttributeTok"/>
+        </w:rPr>
+        <w:t xml:space="preserve">pageLength =</w:t>
+      </w:r>
+      <w:r>
+        <w:rPr>
+          <w:rStyle w:val="NormalTok"/>
+        </w:rPr>
+        <w:t xml:space="preserve"> </w:t>
+      </w:r>
+      <w:r>
+        <w:rPr>
+          <w:rStyle w:val="DecValTok"/>
+        </w:rPr>
+        <w:t xml:space="preserve">10</w:t>
+      </w:r>
+      <w:r>
+        <w:rPr>
+          <w:rStyle w:val="NormalTok"/>
+        </w:rPr>
+        <w:t xml:space="preserve">,</w:t>
+      </w:r>
+      <w:r>
+        <w:br/>
+      </w:r>
+      <w:r>
+        <w:rPr>
+          <w:rStyle w:val="NormalTok"/>
+        </w:rPr>
+        <w:t xml:space="preserve">      </w:t>
+      </w:r>
+      <w:r>
+        <w:rPr>
+          <w:rStyle w:val="AttributeTok"/>
+        </w:rPr>
+        <w:t xml:space="preserve">scrollX =</w:t>
+      </w:r>
+      <w:r>
+        <w:rPr>
+          <w:rStyle w:val="NormalTok"/>
+        </w:rPr>
+        <w:t xml:space="preserve"> </w:t>
+      </w:r>
+      <w:r>
+        <w:rPr>
+          <w:rStyle w:val="ConstantTok"/>
+        </w:rPr>
+        <w:t xml:space="preserve">TRUE</w:t>
+      </w:r>
+      <w:r>
+        <w:rPr>
+          <w:rStyle w:val="NormalTok"/>
+        </w:rPr>
+        <w:t xml:space="preserve">,</w:t>
+      </w:r>
+      <w:r>
+        <w:br/>
+      </w:r>
+      <w:r>
+        <w:rPr>
+          <w:rStyle w:val="NormalTok"/>
+        </w:rPr>
+        <w:t xml:space="preserve">      </w:t>
+      </w:r>
+      <w:r>
+        <w:rPr>
+          <w:rStyle w:val="AttributeTok"/>
+        </w:rPr>
+        <w:t xml:space="preserve">order =</w:t>
+      </w:r>
+      <w:r>
+        <w:rPr>
+          <w:rStyle w:val="NormalTok"/>
+        </w:rPr>
+        <w:t xml:space="preserve"> </w:t>
+      </w:r>
+      <w:r>
+        <w:rPr>
+          <w:rStyle w:val="FunctionTok"/>
+        </w:rPr>
+        <w:t xml:space="preserve">list</w:t>
+      </w:r>
+      <w:r>
+        <w:rPr>
+          <w:rStyle w:val="NormalTok"/>
+        </w:rPr>
+        <w:t xml:space="preserve">(</w:t>
+      </w:r>
+      <w:r>
+        <w:rPr>
+          <w:rStyle w:val="FunctionTok"/>
+        </w:rPr>
+        <w:t xml:space="preserve">list</w:t>
+      </w:r>
+      <w:r>
+        <w:rPr>
+          <w:rStyle w:val="NormalTok"/>
+        </w:rPr>
+        <w:t xml:space="preserve">(</w:t>
+      </w:r>
+      <w:r>
+        <w:rPr>
+          <w:rStyle w:val="DecValTok"/>
+        </w:rPr>
+        <w:t xml:space="preserve">3</w:t>
+      </w:r>
+      <w:r>
+        <w:rPr>
+          <w:rStyle w:val="NormalTok"/>
+        </w:rPr>
         <w:t xml:space="preserve">, </w:t>
       </w:r>
       <w:r>
         <w:rPr>
           <w:rStyle w:val="StringTok"/>
         </w:rPr>
-        <w:t xml:space="preserve">`</w:t>
-      </w:r>
-      <w:r>
-        <w:rPr>
-          <w:rStyle w:val="AttributeTok"/>
-        </w:rPr>
-        <w:t xml:space="preserve">Recipient Name</w:t>
-      </w:r>
-      <w:r>
-        <w:rPr>
-          <w:rStyle w:val="StringTok"/>
-        </w:rPr>
-        <w:t xml:space="preserve">`</w:t>
+        <w:t xml:space="preserve">"desc"</w:t>
+      </w:r>
+      <w:r>
+        <w:rPr>
+          <w:rStyle w:val="NormalTok"/>
+        </w:rPr>
+        <w:t xml:space="preserve">)),</w:t>
+      </w:r>
+      <w:r>
+        <w:br/>
+      </w:r>
+      <w:r>
+        <w:rPr>
+          <w:rStyle w:val="NormalTok"/>
+        </w:rPr>
+        <w:t xml:space="preserve">      </w:t>
+      </w:r>
+      <w:r>
+        <w:rPr>
+          <w:rStyle w:val="AttributeTok"/>
+        </w:rPr>
+        <w:t xml:space="preserve">columnDefs =</w:t>
+      </w:r>
+      <w:r>
+        <w:rPr>
+          <w:rStyle w:val="NormalTok"/>
+        </w:rPr>
+        <w:t xml:space="preserve"> </w:t>
+      </w:r>
+      <w:r>
+        <w:rPr>
+          <w:rStyle w:val="FunctionTok"/>
+        </w:rPr>
+        <w:t xml:space="preserve">list</w:t>
+      </w:r>
+      <w:r>
+        <w:rPr>
+          <w:rStyle w:val="NormalTok"/>
+        </w:rPr>
+        <w:t xml:space="preserve">(</w:t>
+      </w:r>
+      <w:r>
+        <w:br/>
+      </w:r>
+      <w:r>
+        <w:rPr>
+          <w:rStyle w:val="NormalTok"/>
+        </w:rPr>
+        <w:t xml:space="preserve">        </w:t>
+      </w:r>
+      <w:r>
+        <w:rPr>
+          <w:rStyle w:val="FunctionTok"/>
+        </w:rPr>
+        <w:t xml:space="preserve">list</w:t>
+      </w:r>
+      <w:r>
+        <w:rPr>
+          <w:rStyle w:val="NormalTok"/>
+        </w:rPr>
+        <w:t xml:space="preserve">(</w:t>
+      </w:r>
+      <w:r>
+        <w:rPr>
+          <w:rStyle w:val="AttributeTok"/>
+        </w:rPr>
+        <w:t xml:space="preserve">width =</w:t>
+      </w:r>
+      <w:r>
+        <w:rPr>
+          <w:rStyle w:val="NormalTok"/>
+        </w:rPr>
+        <w:t xml:space="preserve"> </w:t>
+      </w:r>
+      <w:r>
+        <w:rPr>
+          <w:rStyle w:val="StringTok"/>
+        </w:rPr>
+        <w:t xml:space="preserve">"300px"</w:t>
       </w:r>
       <w:r>
         <w:rPr>
@@ -14093,318 +14666,9 @@
       </w:r>
       <w:r>
         <w:rPr>
-          <w:rStyle w:val="StringTok"/>
-        </w:rPr>
-        <w:t xml:space="preserve">`</w:t>
-      </w:r>
-      <w:r>
-        <w:rPr>
-          <w:rStyle w:val="AttributeTok"/>
-        </w:rPr>
-        <w:t xml:space="preserve">Award Amount</w:t>
-      </w:r>
-      <w:r>
-        <w:rPr>
-          <w:rStyle w:val="StringTok"/>
-        </w:rPr>
-        <w:t xml:space="preserve">`</w:t>
-      </w:r>
-      <w:r>
-        <w:rPr>
-          <w:rStyle w:val="NormalTok"/>
-        </w:rPr>
-        <w:t xml:space="preserve">,</w:t>
-      </w:r>
-      <w:r>
-        <w:br/>
-      </w:r>
-      <w:r>
-        <w:rPr>
-          <w:rStyle w:val="NormalTok"/>
-        </w:rPr>
-        <w:t xml:space="preserve">    </w:t>
-      </w:r>
-      <w:r>
-        <w:rPr>
-          <w:rStyle w:val="StringTok"/>
-        </w:rPr>
-        <w:t xml:space="preserve">`</w:t>
-      </w:r>
-      <w:r>
-        <w:rPr>
-          <w:rStyle w:val="AttributeTok"/>
-        </w:rPr>
-        <w:t xml:space="preserve">Start Date</w:t>
-      </w:r>
-      <w:r>
-        <w:rPr>
-          <w:rStyle w:val="StringTok"/>
-        </w:rPr>
-        <w:t xml:space="preserve">`</w:t>
-      </w:r>
-      <w:r>
-        <w:rPr>
-          <w:rStyle w:val="NormalTok"/>
-        </w:rPr>
-        <w:t xml:space="preserve">, Description</w:t>
-      </w:r>
-      <w:r>
-        <w:br/>
-      </w:r>
-      <w:r>
-        <w:rPr>
-          <w:rStyle w:val="NormalTok"/>
-        </w:rPr>
-        <w:t xml:space="preserve">  ) </w:t>
-      </w:r>
-      <w:r>
-        <w:rPr>
-          <w:rStyle w:val="SpecialCharTok"/>
-        </w:rPr>
-        <w:t xml:space="preserve">|&gt;</w:t>
-      </w:r>
-      <w:r>
-        <w:br/>
-      </w:r>
-      <w:r>
-        <w:rPr>
-          <w:rStyle w:val="NormalTok"/>
-        </w:rPr>
-        <w:t xml:space="preserve">  </w:t>
-      </w:r>
-      <w:r>
-        <w:rPr>
-          <w:rStyle w:val="FunctionTok"/>
-        </w:rPr>
-        <w:t xml:space="preserve">arrange</w:t>
-      </w:r>
-      <w:r>
-        <w:rPr>
-          <w:rStyle w:val="NormalTok"/>
-        </w:rPr>
-        <w:t xml:space="preserve">(</w:t>
-      </w:r>
-      <w:r>
-        <w:rPr>
-          <w:rStyle w:val="FunctionTok"/>
-        </w:rPr>
-        <w:t xml:space="preserve">desc</w:t>
-      </w:r>
-      <w:r>
-        <w:rPr>
-          <w:rStyle w:val="NormalTok"/>
-        </w:rPr>
-        <w:t xml:space="preserve">(</w:t>
-      </w:r>
-      <w:r>
-        <w:rPr>
-          <w:rStyle w:val="StringTok"/>
-        </w:rPr>
-        <w:t xml:space="preserve">`</w:t>
-      </w:r>
-      <w:r>
-        <w:rPr>
-          <w:rStyle w:val="AttributeTok"/>
-        </w:rPr>
-        <w:t xml:space="preserve">Award Amount</w:t>
-      </w:r>
-      <w:r>
-        <w:rPr>
-          <w:rStyle w:val="StringTok"/>
-        </w:rPr>
-        <w:t xml:space="preserve">`</w:t>
-      </w:r>
-      <w:r>
-        <w:rPr>
-          <w:rStyle w:val="NormalTok"/>
-        </w:rPr>
-        <w:t xml:space="preserve">)) </w:t>
-      </w:r>
-      <w:r>
-        <w:rPr>
-          <w:rStyle w:val="SpecialCharTok"/>
-        </w:rPr>
-        <w:t xml:space="preserve">|&gt;</w:t>
-      </w:r>
-      <w:r>
-        <w:br/>
-      </w:r>
-      <w:r>
-        <w:rPr>
-          <w:rStyle w:val="NormalTok"/>
-        </w:rPr>
-        <w:t xml:space="preserve">  </w:t>
-      </w:r>
-      <w:r>
-        <w:rPr>
-          <w:rStyle w:val="FunctionTok"/>
-        </w:rPr>
-        <w:t xml:space="preserve">datatable</w:t>
-      </w:r>
-      <w:r>
-        <w:rPr>
-          <w:rStyle w:val="NormalTok"/>
-        </w:rPr>
-        <w:t xml:space="preserve">(</w:t>
-      </w:r>
-      <w:r>
-        <w:br/>
-      </w:r>
-      <w:r>
-        <w:rPr>
-          <w:rStyle w:val="NormalTok"/>
-        </w:rPr>
-        <w:t xml:space="preserve">    </w:t>
-      </w:r>
-      <w:r>
-        <w:rPr>
-          <w:rStyle w:val="AttributeTok"/>
-        </w:rPr>
-        <w:t xml:space="preserve">caption =</w:t>
-      </w:r>
-      <w:r>
-        <w:rPr>
-          <w:rStyle w:val="NormalTok"/>
-        </w:rPr>
-        <w:t xml:space="preserve"> </w:t>
-      </w:r>
-      <w:r>
-        <w:rPr>
-          <w:rStyle w:val="FunctionTok"/>
-        </w:rPr>
-        <w:t xml:space="preserve">paste0</w:t>
-      </w:r>
-      <w:r>
-        <w:rPr>
-          <w:rStyle w:val="NormalTok"/>
-        </w:rPr>
-        <w:t xml:space="preserve">(</w:t>
-      </w:r>
-      <w:r>
-        <w:rPr>
-          <w:rStyle w:val="StringTok"/>
-        </w:rPr>
-        <w:t xml:space="preserve">"Opioid-Related Federal Grant Awards ("</w:t>
-      </w:r>
-      <w:r>
-        <w:rPr>
-          <w:rStyle w:val="NormalTok"/>
-        </w:rPr>
-        <w:t xml:space="preserve">,</w:t>
-      </w:r>
-      <w:r>
-        <w:br/>
-      </w:r>
-      <w:r>
-        <w:rPr>
-          <w:rStyle w:val="NormalTok"/>
-        </w:rPr>
-        <w:t xml:space="preserve">                     year_start, </w:t>
-      </w:r>
-      <w:r>
-        <w:rPr>
-          <w:rStyle w:val="StringTok"/>
-        </w:rPr>
-        <w:t xml:space="preserve">"-"</w:t>
-      </w:r>
-      <w:r>
-        <w:rPr>
-          <w:rStyle w:val="NormalTok"/>
-        </w:rPr>
-        <w:t xml:space="preserve">, year_end, </w:t>
-      </w:r>
-      <w:r>
-        <w:rPr>
-          <w:rStyle w:val="StringTok"/>
-        </w:rPr>
-        <w:t xml:space="preserve">")"</w:t>
-      </w:r>
-      <w:r>
-        <w:rPr>
-          <w:rStyle w:val="NormalTok"/>
-        </w:rPr>
-        <w:t xml:space="preserve">),</w:t>
-      </w:r>
-      <w:r>
-        <w:br/>
-      </w:r>
-      <w:r>
-        <w:rPr>
-          <w:rStyle w:val="NormalTok"/>
-        </w:rPr>
-        <w:t xml:space="preserve">    </w:t>
-      </w:r>
-      <w:r>
-        <w:rPr>
-          <w:rStyle w:val="AttributeTok"/>
-        </w:rPr>
-        <w:t xml:space="preserve">filter =</w:t>
-      </w:r>
-      <w:r>
-        <w:rPr>
-          <w:rStyle w:val="NormalTok"/>
-        </w:rPr>
-        <w:t xml:space="preserve"> </w:t>
-      </w:r>
-      <w:r>
-        <w:rPr>
-          <w:rStyle w:val="StringTok"/>
-        </w:rPr>
-        <w:t xml:space="preserve">"top"</w:t>
-      </w:r>
-      <w:r>
-        <w:rPr>
-          <w:rStyle w:val="NormalTok"/>
-        </w:rPr>
-        <w:t xml:space="preserve">,</w:t>
-      </w:r>
-      <w:r>
-        <w:br/>
-      </w:r>
-      <w:r>
-        <w:rPr>
-          <w:rStyle w:val="NormalTok"/>
-        </w:rPr>
-        <w:t xml:space="preserve">    </w:t>
-      </w:r>
-      <w:r>
-        <w:rPr>
-          <w:rStyle w:val="AttributeTok"/>
-        </w:rPr>
-        <w:t xml:space="preserve">options =</w:t>
-      </w:r>
-      <w:r>
-        <w:rPr>
-          <w:rStyle w:val="NormalTok"/>
-        </w:rPr>
-        <w:t xml:space="preserve"> </w:t>
-      </w:r>
-      <w:r>
-        <w:rPr>
-          <w:rStyle w:val="FunctionTok"/>
-        </w:rPr>
-        <w:t xml:space="preserve">list</w:t>
-      </w:r>
-      <w:r>
-        <w:rPr>
-          <w:rStyle w:val="NormalTok"/>
-        </w:rPr>
-        <w:t xml:space="preserve">(</w:t>
-      </w:r>
-      <w:r>
-        <w:br/>
-      </w:r>
-      <w:r>
-        <w:rPr>
-          <w:rStyle w:val="NormalTok"/>
-        </w:rPr>
-        <w:t xml:space="preserve">      </w:t>
-      </w:r>
-      <w:r>
-        <w:rPr>
-          <w:rStyle w:val="AttributeTok"/>
-        </w:rPr>
-        <w:t xml:space="preserve">pageLength =</w:t>
+          <w:rStyle w:val="AttributeTok"/>
+        </w:rPr>
+        <w:t xml:space="preserve">targets =</w:t>
       </w:r>
       <w:r>
         <w:rPr>
@@ -14416,211 +14680,7 @@
         <w:rPr>
           <w:rStyle w:val="DecValTok"/>
         </w:rPr>
-        <w:t xml:space="preserve">10</w:t>
-      </w:r>
-      <w:r>
-        <w:rPr>
-          <w:rStyle w:val="NormalTok"/>
-        </w:rPr>
-        <w:t xml:space="preserve">,</w:t>
-      </w:r>
-      <w:r>
-        <w:br/>
-      </w:r>
-      <w:r>
-        <w:rPr>
-          <w:rStyle w:val="NormalTok"/>
-        </w:rPr>
-        <w:t xml:space="preserve">      </w:t>
-      </w:r>
-      <w:r>
-        <w:rPr>
-          <w:rStyle w:val="AttributeTok"/>
-        </w:rPr>
-        <w:t xml:space="preserve">scrollX =</w:t>
-      </w:r>
-      <w:r>
-        <w:rPr>
-          <w:rStyle w:val="NormalTok"/>
-        </w:rPr>
-        <w:t xml:space="preserve"> </w:t>
-      </w:r>
-      <w:r>
-        <w:rPr>
-          <w:rStyle w:val="ConstantTok"/>
-        </w:rPr>
-        <w:t xml:space="preserve">TRUE</w:t>
-      </w:r>
-      <w:r>
-        <w:rPr>
-          <w:rStyle w:val="NormalTok"/>
-        </w:rPr>
-        <w:t xml:space="preserve">,</w:t>
-      </w:r>
-      <w:r>
-        <w:br/>
-      </w:r>
-      <w:r>
-        <w:rPr>
-          <w:rStyle w:val="NormalTok"/>
-        </w:rPr>
-        <w:t xml:space="preserve">      </w:t>
-      </w:r>
-      <w:r>
-        <w:rPr>
-          <w:rStyle w:val="AttributeTok"/>
-        </w:rPr>
-        <w:t xml:space="preserve">order =</w:t>
-      </w:r>
-      <w:r>
-        <w:rPr>
-          <w:rStyle w:val="NormalTok"/>
-        </w:rPr>
-        <w:t xml:space="preserve"> </w:t>
-      </w:r>
-      <w:r>
-        <w:rPr>
-          <w:rStyle w:val="FunctionTok"/>
-        </w:rPr>
-        <w:t xml:space="preserve">list</w:t>
-      </w:r>
-      <w:r>
-        <w:rPr>
-          <w:rStyle w:val="NormalTok"/>
-        </w:rPr>
-        <w:t xml:space="preserve">(</w:t>
-      </w:r>
-      <w:r>
-        <w:rPr>
-          <w:rStyle w:val="FunctionTok"/>
-        </w:rPr>
-        <w:t xml:space="preserve">list</w:t>
-      </w:r>
-      <w:r>
-        <w:rPr>
-          <w:rStyle w:val="NormalTok"/>
-        </w:rPr>
-        <w:t xml:space="preserve">(</w:t>
-      </w:r>
-      <w:r>
-        <w:rPr>
-          <w:rStyle w:val="DecValTok"/>
-        </w:rPr>
-        <w:t xml:space="preserve">2</w:t>
-      </w:r>
-      <w:r>
-        <w:rPr>
-          <w:rStyle w:val="NormalTok"/>
-        </w:rPr>
-        <w:t xml:space="preserve">, </w:t>
-      </w:r>
-      <w:r>
-        <w:rPr>
-          <w:rStyle w:val="StringTok"/>
-        </w:rPr>
-        <w:t xml:space="preserve">"desc"</w:t>
-      </w:r>
-      <w:r>
-        <w:rPr>
-          <w:rStyle w:val="NormalTok"/>
-        </w:rPr>
-        <w:t xml:space="preserve">)),</w:t>
-      </w:r>
-      <w:r>
-        <w:br/>
-      </w:r>
-      <w:r>
-        <w:rPr>
-          <w:rStyle w:val="NormalTok"/>
-        </w:rPr>
-        <w:t xml:space="preserve">      </w:t>
-      </w:r>
-      <w:r>
-        <w:rPr>
-          <w:rStyle w:val="AttributeTok"/>
-        </w:rPr>
-        <w:t xml:space="preserve">columnDefs =</w:t>
-      </w:r>
-      <w:r>
-        <w:rPr>
-          <w:rStyle w:val="NormalTok"/>
-        </w:rPr>
-        <w:t xml:space="preserve"> </w:t>
-      </w:r>
-      <w:r>
-        <w:rPr>
-          <w:rStyle w:val="FunctionTok"/>
-        </w:rPr>
-        <w:t xml:space="preserve">list</w:t>
-      </w:r>
-      <w:r>
-        <w:rPr>
-          <w:rStyle w:val="NormalTok"/>
-        </w:rPr>
-        <w:t xml:space="preserve">(</w:t>
-      </w:r>
-      <w:r>
-        <w:br/>
-      </w:r>
-      <w:r>
-        <w:rPr>
-          <w:rStyle w:val="NormalTok"/>
-        </w:rPr>
-        <w:t xml:space="preserve">        </w:t>
-      </w:r>
-      <w:r>
-        <w:rPr>
-          <w:rStyle w:val="FunctionTok"/>
-        </w:rPr>
-        <w:t xml:space="preserve">list</w:t>
-      </w:r>
-      <w:r>
-        <w:rPr>
-          <w:rStyle w:val="NormalTok"/>
-        </w:rPr>
-        <w:t xml:space="preserve">(</w:t>
-      </w:r>
-      <w:r>
-        <w:rPr>
-          <w:rStyle w:val="AttributeTok"/>
-        </w:rPr>
-        <w:t xml:space="preserve">width =</w:t>
-      </w:r>
-      <w:r>
-        <w:rPr>
-          <w:rStyle w:val="NormalTok"/>
-        </w:rPr>
-        <w:t xml:space="preserve"> </w:t>
-      </w:r>
-      <w:r>
-        <w:rPr>
-          <w:rStyle w:val="StringTok"/>
-        </w:rPr>
-        <w:t xml:space="preserve">"300px"</w:t>
-      </w:r>
-      <w:r>
-        <w:rPr>
-          <w:rStyle w:val="NormalTok"/>
-        </w:rPr>
-        <w:t xml:space="preserve">, </w:t>
-      </w:r>
-      <w:r>
-        <w:rPr>
-          <w:rStyle w:val="AttributeTok"/>
-        </w:rPr>
-        <w:t xml:space="preserve">targets =</w:t>
-      </w:r>
-      <w:r>
-        <w:rPr>
-          <w:rStyle w:val="NormalTok"/>
-        </w:rPr>
-        <w:t xml:space="preserve"> </w:t>
-      </w:r>
-      <w:r>
-        <w:rPr>
-          <w:rStyle w:val="DecValTok"/>
-        </w:rPr>
-        <w:t xml:space="preserve">4</w:t>
+        <w:t xml:space="preserve">5</w:t>
       </w:r>
       <w:r>
         <w:rPr>
@@ -18406,7 +18466,7 @@
         <w:pStyle w:val="FirstParagraph"/>
       </w:pPr>
       <w:r>
-        <w:t xml:space="preserve">The word cloud below visualizes the most frequent terms appearing in the titles of all 317 retrieved PubMed articles. This provides a quick thematic overview of the research landscape.</w:t>
+        <w:t xml:space="preserve">The word cloud below visualizes the most frequent terms appearing in the titles of all 317 retrieved PubMed articles. This provides a quick thematic overview of the research landscape. Try searching for any of these keywords in the Publication Detail table below to find the specific articles behind each theme.</w:t>
       </w:r>
     </w:p>
     <w:p>
@@ -24055,7 +24115,7 @@
         <w:pStyle w:val="FirstParagraph"/>
       </w:pPr>
       <w:r>
-        <w:t xml:space="preserve">The word cloud below visualizes the most frequent terms appearing in project abstracts across all 815 retrieved NIH-funded opioid research projects, revealing the dominant research themes.</w:t>
+        <w:t xml:space="preserve">The word cloud below visualizes the most frequent terms appearing in project abstracts across all 815 retrieved NIH-funded opioid research projects, revealing the dominant research themes. Try searching for any of these keywords in the Project Detail table below to explore the specific grants behind each theme.</w:t>
       </w:r>
     </w:p>
     <w:p>
@@ -29747,7 +29807,7 @@
         <w:pStyle w:val="FirstParagraph"/>
       </w:pPr>
       <w:r>
-        <w:t xml:space="preserve">The word cloud below visualizes the most frequent terms in article titles and abstracts retrieved from Europe PMC.</w:t>
+        <w:t xml:space="preserve">The word cloud below visualizes the most frequent terms in article titles and abstracts retrieved from Europe PMC. Try searching for any of these keywords in the Article Detail table below to find the specific publications behind each theme.</w:t>
       </w:r>
     </w:p>
     <w:p>
@@ -35505,7 +35565,7 @@
         <w:pStyle w:val="FirstParagraph"/>
       </w:pPr>
       <w:r>
-        <w:t xml:space="preserve">The word cloud below visualizes the most frequent terms in trial titles and descriptions, revealing the dominant intervention and population themes in clinical research.</w:t>
+        <w:t xml:space="preserve">The word cloud below visualizes the most frequent terms in trial titles and descriptions, revealing the dominant intervention and population themes in clinical research. Try searching for any of these keywords in the Clinical Trial Detail table below to explore the specific trials behind each theme.</w:t>
       </w:r>
     </w:p>
     <w:p>

--- a/Public-Health-Analytics-Playbook.docx
+++ b/Public-Health-Analytics-Playbook.docx
@@ -527,7 +527,7 @@
       </w:r>
     </w:p>
     <w:bookmarkEnd w:id="31"/>
-    <w:bookmarkStart w:id="162" w:name="the-u.s.-drug-overdose-crisis-1"/>
+    <w:bookmarkStart w:id="157" w:name="the-u.s.-drug-overdose-crisis-1"/>
     <w:p>
       <w:pPr>
         <w:pStyle w:val="Heading1"/>
@@ -7061,7 +7061,7 @@
       </w:r>
     </w:p>
     <w:bookmarkEnd w:id="71"/>
-    <w:bookmarkStart w:id="93" w:name="federal-funding"/>
+    <w:bookmarkStart w:id="88" w:name="federal-funding"/>
     <w:p>
       <w:pPr>
         <w:pStyle w:val="Heading2"/>
@@ -7078,7 +7078,7 @@
         <w:t xml:space="preserve">Opioid response funding flows through several federal mechanisms.</w:t>
       </w:r>
     </w:p>
-    <w:bookmarkStart w:id="92" w:name="usaspending"/>
+    <w:bookmarkStart w:id="87" w:name="usaspending"/>
     <w:p>
       <w:pPr>
         <w:pStyle w:val="Heading3"/>
@@ -8947,7 +8947,28 @@
         <w:rPr>
           <w:rStyle w:val="StringTok"/>
         </w:rPr>
-        <w:t xml:space="preserve">"["</w:t>
+        <w:t xml:space="preserve">'&lt;a href="https://www.usaspending.gov/award/'</w:t>
+      </w:r>
+      <w:r>
+        <w:rPr>
+          <w:rStyle w:val="NormalTok"/>
+        </w:rPr>
+        <w:t xml:space="preserve">,</w:t>
+      </w:r>
+      <w:r>
+        <w:br/>
+      </w:r>
+      <w:r>
+        <w:rPr>
+          <w:rStyle w:val="NormalTok"/>
+        </w:rPr>
+        <w:t xml:space="preserve">             generated_internal_id, </w:t>
+      </w:r>
+      <w:r>
+        <w:rPr>
+          <w:rStyle w:val="StringTok"/>
+        </w:rPr>
+        <w:t xml:space="preserve">'" target="_blank"&gt;'</w:t>
       </w:r>
       <w:r>
         <w:rPr>
@@ -8983,28 +9004,7 @@
         <w:rPr>
           <w:rStyle w:val="StringTok"/>
         </w:rPr>
-        <w:t xml:space="preserve">"](https://www.usaspending.gov/award/"</w:t>
-      </w:r>
-      <w:r>
-        <w:rPr>
-          <w:rStyle w:val="NormalTok"/>
-        </w:rPr>
-        <w:t xml:space="preserve">,</w:t>
-      </w:r>
-      <w:r>
-        <w:br/>
-      </w:r>
-      <w:r>
-        <w:rPr>
-          <w:rStyle w:val="NormalTok"/>
-        </w:rPr>
-        <w:t xml:space="preserve">             generated_internal_id, </w:t>
-      </w:r>
-      <w:r>
-        <w:rPr>
-          <w:rStyle w:val="StringTok"/>
-        </w:rPr>
-        <w:t xml:space="preserve">")"</w:t>
+        <w:t xml:space="preserve">'&lt;/a&gt;'</w:t>
       </w:r>
       <w:r>
         <w:rPr>
@@ -9729,12 +9729,12 @@
         <w:tblCaption w:val="Top 5 Opioid-Related Federal Grant Awards by Amount (2021-2026)"/>
       </w:tblPr>
       <w:tblGrid>
-        <w:gridCol w:w="358"/>
-        <w:gridCol w:w="1404"/>
-        <w:gridCol w:w="388"/>
-        <w:gridCol w:w="1733"/>
-        <w:gridCol w:w="3705"/>
-        <w:gridCol w:w="328"/>
+        <w:gridCol w:w="2259"/>
+        <w:gridCol w:w="1051"/>
+        <w:gridCol w:w="290"/>
+        <w:gridCol w:w="1297"/>
+        <w:gridCol w:w="2774"/>
+        <w:gridCol w:w="246"/>
       </w:tblGrid>
       <w:tr>
         <w:trPr>
@@ -9821,14 +9821,9 @@
               <w:pStyle w:val="Compact"/>
               <w:jc w:val="left"/>
             </w:pPr>
-            <w:hyperlink r:id="rId73">
-              <w:r>
-                <w:rPr>
-                  <w:rStyle w:val="Hyperlink"/>
-                </w:rPr>
-                <w:t xml:space="preserve">B08TI010062</w:t>
-              </w:r>
-            </w:hyperlink>
+            <w:r>
+              <w:t xml:space="preserve">B08TI010062</w:t>
+            </w:r>
           </w:p>
         </w:tc>
         <w:tc>
@@ -9900,14 +9895,9 @@
               <w:pStyle w:val="Compact"/>
               <w:jc w:val="left"/>
             </w:pPr>
-            <w:hyperlink r:id="rId74">
-              <w:r>
-                <w:rPr>
-                  <w:rStyle w:val="Hyperlink"/>
-                </w:rPr>
-                <w:t xml:space="preserve">B08TI010051</w:t>
-              </w:r>
-            </w:hyperlink>
+            <w:r>
+              <w:t xml:space="preserve">B08TI010051</w:t>
+            </w:r>
           </w:p>
         </w:tc>
         <w:tc>
@@ -9979,14 +9969,9 @@
               <w:pStyle w:val="Compact"/>
               <w:jc w:val="left"/>
             </w:pPr>
-            <w:hyperlink r:id="rId75">
-              <w:r>
-                <w:rPr>
-                  <w:rStyle w:val="Hyperlink"/>
-                </w:rPr>
-                <w:t xml:space="preserve">B08TI088093</w:t>
-              </w:r>
-            </w:hyperlink>
+            <w:r>
+              <w:t xml:space="preserve">B08TI088093</w:t>
+            </w:r>
           </w:p>
         </w:tc>
         <w:tc>
@@ -10058,14 +10043,9 @@
               <w:pStyle w:val="Compact"/>
               <w:jc w:val="left"/>
             </w:pPr>
-            <w:hyperlink r:id="rId76">
-              <w:r>
-                <w:rPr>
-                  <w:rStyle w:val="Hyperlink"/>
-                </w:rPr>
-                <w:t xml:space="preserve">B08TI085794</w:t>
-              </w:r>
-            </w:hyperlink>
+            <w:r>
+              <w:t xml:space="preserve">B08TI085794</w:t>
+            </w:r>
           </w:p>
         </w:tc>
         <w:tc>
@@ -10137,14 +10117,9 @@
               <w:pStyle w:val="Compact"/>
               <w:jc w:val="left"/>
             </w:pPr>
-            <w:hyperlink r:id="rId77">
-              <w:r>
-                <w:rPr>
-                  <w:rStyle w:val="Hyperlink"/>
-                </w:rPr>
-                <w:t xml:space="preserve">B08TI087026</w:t>
-              </w:r>
-            </w:hyperlink>
+            <w:r>
+              <w:t xml:space="preserve">B08TI087026</w:t>
+            </w:r>
           </w:p>
         </w:tc>
         <w:tc>
@@ -10246,7 +10221,7 @@
         <w:t xml:space="preserve">.</w:t>
       </w:r>
     </w:p>
-    <w:bookmarkStart w:id="81" w:name="what-are-these-awards-funding"/>
+    <w:bookmarkStart w:id="76" w:name="what-are-these-awards-funding"/>
     <w:p>
       <w:pPr>
         <w:pStyle w:val="Heading4"/>
@@ -11636,18 +11611,18 @@
           <wp:inline>
             <wp:extent cx="6400800" cy="1828800"/>
             <wp:effectExtent b="0" l="0" r="0" t="0"/>
-            <wp:docPr descr="" title="" id="79" name="Picture"/>
+            <wp:docPr descr="" title="" id="74" name="Picture"/>
             <a:graphic>
               <a:graphicData uri="http://schemas.openxmlformats.org/drawingml/2006/picture">
                 <pic:pic>
                   <pic:nvPicPr>
-                    <pic:cNvPr descr="chapters/01-drug-overdose-crisis_files/figure-docx/usaspending-wordcloud-1.png" id="80" name="Picture"/>
+                    <pic:cNvPr descr="chapters/01-drug-overdose-crisis_files/figure-docx/usaspending-wordcloud-1.png" id="75" name="Picture"/>
                     <pic:cNvPicPr>
                       <a:picLocks noChangeArrowheads="1" noChangeAspect="1"/>
                     </pic:cNvPicPr>
                   </pic:nvPicPr>
                   <pic:blipFill>
-                    <a:blip r:embed="rId78"/>
+                    <a:blip r:embed="rId73"/>
                     <a:stretch>
                       <a:fillRect/>
                     </a:stretch>
@@ -11674,8 +11649,8 @@
         </w:drawing>
       </w:r>
     </w:p>
-    <w:bookmarkEnd w:id="81"/>
-    <w:bookmarkStart w:id="85" w:name="federal-funding-over-time"/>
+    <w:bookmarkEnd w:id="76"/>
+    <w:bookmarkStart w:id="80" w:name="federal-funding-over-time"/>
     <w:p>
       <w:pPr>
         <w:pStyle w:val="Heading4"/>
@@ -13752,18 +13727,18 @@
           <wp:inline>
             <wp:extent cx="6096000" cy="4876800"/>
             <wp:effectExtent b="0" l="0" r="0" t="0"/>
-            <wp:docPr descr="" title="" id="83" name="Picture"/>
+            <wp:docPr descr="" title="" id="78" name="Picture"/>
             <a:graphic>
               <a:graphicData uri="http://schemas.openxmlformats.org/drawingml/2006/picture">
                 <pic:pic>
                   <pic:nvPicPr>
-                    <pic:cNvPr descr="chapters/01-drug-overdose-crisis_files/figure-docx/usaspending-funding-timeline-1.png" id="84" name="Picture"/>
+                    <pic:cNvPr descr="chapters/01-drug-overdose-crisis_files/figure-docx/usaspending-funding-timeline-1.png" id="79" name="Picture"/>
                     <pic:cNvPicPr>
                       <a:picLocks noChangeArrowheads="1" noChangeAspect="1"/>
                     </pic:cNvPicPr>
                   </pic:nvPicPr>
                   <pic:blipFill>
-                    <a:blip r:embed="rId82"/>
+                    <a:blip r:embed="rId77"/>
                     <a:stretch>
                       <a:fillRect/>
                     </a:stretch>
@@ -13790,8 +13765,8 @@
         </w:drawing>
       </w:r>
     </w:p>
-    <w:bookmarkEnd w:id="85"/>
-    <w:bookmarkStart w:id="91" w:name="award-detail"/>
+    <w:bookmarkEnd w:id="80"/>
+    <w:bookmarkStart w:id="86" w:name="award-detail"/>
     <w:p>
       <w:pPr>
         <w:pStyle w:val="Heading4"/>
@@ -14878,18 +14853,18 @@
           <wp:inline>
             <wp:extent cx="5905500" cy="25158700"/>
             <wp:effectExtent b="0" l="0" r="0" t="0"/>
-            <wp:docPr descr="" title="" id="87" name="Picture"/>
+            <wp:docPr descr="" title="" id="82" name="Picture"/>
             <a:graphic>
               <a:graphicData uri="http://schemas.openxmlformats.org/drawingml/2006/picture">
                 <pic:pic>
                   <pic:nvPicPr>
-                    <pic:cNvPr descr="chapters/01-drug-overdose-crisis_files/figure-docx/usaspending-award-table-1.png" id="88" name="Picture"/>
+                    <pic:cNvPr descr="chapters/01-drug-overdose-crisis_files/figure-docx/usaspending-award-table-1.png" id="83" name="Picture"/>
                     <pic:cNvPicPr>
                       <a:picLocks noChangeArrowheads="1" noChangeAspect="1"/>
                     </pic:cNvPicPr>
                   </pic:nvPicPr>
                   <pic:blipFill>
-                    <a:blip r:embed="rId86"/>
+                    <a:blip r:embed="rId81"/>
                     <a:stretch>
                       <a:fillRect/>
                     </a:stretch>
@@ -14957,12 +14932,12 @@
                 <wp:inline>
                   <wp:extent cx="152400" cy="152400"/>
                   <wp:effectExtent b="0" l="0" r="0" t="0"/>
-                  <wp:docPr descr="" title="" id="89" name="Picture"/>
+                  <wp:docPr descr="" title="" id="84" name="Picture"/>
                   <a:graphic>
                     <a:graphicData uri="http://schemas.openxmlformats.org/drawingml/2006/picture">
                       <pic:pic>
                         <pic:nvPicPr>
-                          <pic:cNvPr descr="C:\Users\andre\AppData\Local\Apps\Quarto\share\formats\docx\note.png" id="90" name="Picture"/>
+                          <pic:cNvPr descr="C:\Users\andre\AppData\Local\Apps\Quarto\share\formats\docx\note.png" id="85" name="Picture"/>
                           <pic:cNvPicPr>
                             <a:picLocks noChangeArrowheads="1" noChangeAspect="1"/>
                           </pic:cNvPicPr>
@@ -15032,10 +15007,10 @@
         </w:tc>
       </w:tr>
     </w:tbl>
-    <w:bookmarkEnd w:id="91"/>
-    <w:bookmarkEnd w:id="92"/>
-    <w:bookmarkEnd w:id="93"/>
-    <w:bookmarkStart w:id="161" w:name="research-literature-and-databases"/>
+    <w:bookmarkEnd w:id="86"/>
+    <w:bookmarkEnd w:id="87"/>
+    <w:bookmarkEnd w:id="88"/>
+    <w:bookmarkStart w:id="156" w:name="research-literature-and-databases"/>
     <w:p>
       <w:pPr>
         <w:pStyle w:val="Heading2"/>
@@ -15052,7 +15027,7 @@
         <w:t xml:space="preserve">Beyond surveillance data, a large and growing body of peer-reviewed research examines the epidemiology, pharmacology, policy responses, and social determinants of the overdose crisis. Several public databases allow programmatic access to this literature and to information about funded research projects.</w:t>
       </w:r>
     </w:p>
-    <w:bookmarkStart w:id="111" w:name="pubmed-ncbi-e-utilities-api"/>
+    <w:bookmarkStart w:id="106" w:name="pubmed-ncbi-e-utilities-api"/>
     <w:p>
       <w:pPr>
         <w:pStyle w:val="Heading3"/>
@@ -15065,7 +15040,7 @@
       <w:pPr>
         <w:pStyle w:val="FirstParagraph"/>
       </w:pPr>
-      <w:hyperlink r:id="rId94">
+      <w:hyperlink r:id="rId89">
         <w:r>
           <w:rPr>
             <w:rStyle w:val="Hyperlink"/>
@@ -15082,7 +15057,7 @@
       <w:r>
         <w:t xml:space="preserve"> </w:t>
       </w:r>
-      <w:hyperlink r:id="rId95">
+      <w:hyperlink r:id="rId90">
         <w:r>
           <w:rPr>
             <w:rStyle w:val="Hyperlink"/>
@@ -16690,7 +16665,7 @@
         <w:t xml:space="preserve">were retrieved for analysis.</w:t>
       </w:r>
     </w:p>
-    <w:bookmarkStart w:id="99" w:name="publication-trends-over-time"/>
+    <w:bookmarkStart w:id="94" w:name="publication-trends-over-time"/>
     <w:p>
       <w:pPr>
         <w:pStyle w:val="Heading4"/>
@@ -18413,18 +18388,18 @@
           <wp:inline>
             <wp:extent cx="6096000" cy="4876800"/>
             <wp:effectExtent b="0" l="0" r="0" t="0"/>
-            <wp:docPr descr="" title="" id="97" name="Picture"/>
+            <wp:docPr descr="" title="" id="92" name="Picture"/>
             <a:graphic>
               <a:graphicData uri="http://schemas.openxmlformats.org/drawingml/2006/picture">
                 <pic:pic>
                   <pic:nvPicPr>
-                    <pic:cNvPr descr="chapters/01-drug-overdose-crisis_files/figure-docx/pubmed-timeline-1.png" id="98" name="Picture"/>
+                    <pic:cNvPr descr="chapters/01-drug-overdose-crisis_files/figure-docx/pubmed-timeline-1.png" id="93" name="Picture"/>
                     <pic:cNvPicPr>
                       <a:picLocks noChangeArrowheads="1" noChangeAspect="1"/>
                     </pic:cNvPicPr>
                   </pic:nvPicPr>
                   <pic:blipFill>
-                    <a:blip r:embed="rId96"/>
+                    <a:blip r:embed="rId91"/>
                     <a:stretch>
                       <a:fillRect/>
                     </a:stretch>
@@ -18451,8 +18426,8 @@
         </w:drawing>
       </w:r>
     </w:p>
-    <w:bookmarkEnd w:id="99"/>
-    <w:bookmarkStart w:id="103" w:name="research-themes-in-article-titles"/>
+    <w:bookmarkEnd w:id="94"/>
+    <w:bookmarkStart w:id="98" w:name="research-themes-in-article-titles"/>
     <w:p>
       <w:pPr>
         <w:pStyle w:val="Heading4"/>
@@ -19599,18 +19574,18 @@
           <wp:inline>
             <wp:extent cx="6400800" cy="1828800"/>
             <wp:effectExtent b="0" l="0" r="0" t="0"/>
-            <wp:docPr descr="" title="" id="101" name="Picture"/>
+            <wp:docPr descr="" title="" id="96" name="Picture"/>
             <a:graphic>
               <a:graphicData uri="http://schemas.openxmlformats.org/drawingml/2006/picture">
                 <pic:pic>
                   <pic:nvPicPr>
-                    <pic:cNvPr descr="chapters/01-drug-overdose-crisis_files/figure-docx/pubmed-wordcloud-1.png" id="102" name="Picture"/>
+                    <pic:cNvPr descr="chapters/01-drug-overdose-crisis_files/figure-docx/pubmed-wordcloud-1.png" id="97" name="Picture"/>
                     <pic:cNvPicPr>
                       <a:picLocks noChangeArrowheads="1" noChangeAspect="1"/>
                     </pic:cNvPicPr>
                   </pic:nvPicPr>
                   <pic:blipFill>
-                    <a:blip r:embed="rId100"/>
+                    <a:blip r:embed="rId95"/>
                     <a:stretch>
                       <a:fillRect/>
                     </a:stretch>
@@ -19637,8 +19612,8 @@
         </w:drawing>
       </w:r>
     </w:p>
-    <w:bookmarkEnd w:id="103"/>
-    <w:bookmarkStart w:id="110" w:name="publication-detail"/>
+    <w:bookmarkEnd w:id="98"/>
+    <w:bookmarkStart w:id="105" w:name="publication-detail"/>
     <w:p>
       <w:pPr>
         <w:pStyle w:val="Heading4"/>
@@ -20722,18 +20697,18 @@
           <wp:inline>
             <wp:extent cx="5905500" cy="24472900"/>
             <wp:effectExtent b="0" l="0" r="0" t="0"/>
-            <wp:docPr descr="" title="" id="105" name="Picture"/>
+            <wp:docPr descr="" title="" id="100" name="Picture"/>
             <a:graphic>
               <a:graphicData uri="http://schemas.openxmlformats.org/drawingml/2006/picture">
                 <pic:pic>
                   <pic:nvPicPr>
-                    <pic:cNvPr descr="chapters/01-drug-overdose-crisis_files/figure-docx/pubmed-article-table-1.png" id="106" name="Picture"/>
+                    <pic:cNvPr descr="chapters/01-drug-overdose-crisis_files/figure-docx/pubmed-article-table-1.png" id="101" name="Picture"/>
                     <pic:cNvPicPr>
                       <a:picLocks noChangeArrowheads="1" noChangeAspect="1"/>
                     </pic:cNvPicPr>
                   </pic:nvPicPr>
                   <pic:blipFill>
-                    <a:blip r:embed="rId104"/>
+                    <a:blip r:embed="rId99"/>
                     <a:stretch>
                       <a:fillRect/>
                     </a:stretch>
@@ -20801,12 +20776,12 @@
                 <wp:inline>
                   <wp:extent cx="152400" cy="152400"/>
                   <wp:effectExtent b="0" l="0" r="0" t="0"/>
-                  <wp:docPr descr="" title="" id="107" name="Picture"/>
+                  <wp:docPr descr="" title="" id="102" name="Picture"/>
                   <a:graphic>
                     <a:graphicData uri="http://schemas.openxmlformats.org/drawingml/2006/picture">
                       <pic:pic>
                         <pic:nvPicPr>
-                          <pic:cNvPr descr="C:\Users\andre\AppData\Local\Apps\Quarto\share\formats\docx\tip.png" id="108" name="Picture"/>
+                          <pic:cNvPr descr="C:\Users\andre\AppData\Local\Apps\Quarto\share\formats\docx\tip.png" id="103" name="Picture"/>
                           <pic:cNvPicPr>
                             <a:picLocks noChangeArrowheads="1" noChangeAspect="1"/>
                           </pic:cNvPicPr>
@@ -20874,7 +20849,7 @@
             <w:r>
               <w:t xml:space="preserve"> </w:t>
             </w:r>
-            <w:hyperlink r:id="rId109">
+            <w:hyperlink r:id="rId104">
               <w:r>
                 <w:rPr>
                   <w:rStyle w:val="Hyperlink"/>
@@ -20920,9 +20895,9 @@
         </w:tc>
       </w:tr>
     </w:tbl>
-    <w:bookmarkEnd w:id="110"/>
-    <w:bookmarkEnd w:id="111"/>
-    <w:bookmarkStart w:id="128" w:name="nih-reporter-funded-research-projects"/>
+    <w:bookmarkEnd w:id="105"/>
+    <w:bookmarkEnd w:id="106"/>
+    <w:bookmarkStart w:id="123" w:name="nih-reporter-funded-research-projects"/>
     <w:p>
       <w:pPr>
         <w:pStyle w:val="Heading3"/>
@@ -20935,7 +20910,7 @@
       <w:pPr>
         <w:pStyle w:val="FirstParagraph"/>
       </w:pPr>
-      <w:hyperlink r:id="rId112">
+      <w:hyperlink r:id="rId107">
         <w:r>
           <w:rPr>
             <w:rStyle w:val="Hyperlink"/>
@@ -20952,7 +20927,7 @@
       <w:r>
         <w:t xml:space="preserve"> </w:t>
       </w:r>
-      <w:hyperlink r:id="rId113">
+      <w:hyperlink r:id="rId108">
         <w:r>
           <w:rPr>
             <w:rStyle w:val="Hyperlink"/>
@@ -22750,7 +22725,7 @@
         <w:t xml:space="preserve">in total funding.</w:t>
       </w:r>
     </w:p>
-    <w:bookmarkStart w:id="117" w:name="nih-opioid-research-funding-over-time"/>
+    <w:bookmarkStart w:id="112" w:name="nih-opioid-research-funding-over-time"/>
     <w:p>
       <w:pPr>
         <w:pStyle w:val="Heading4"/>
@@ -24062,18 +24037,18 @@
           <wp:inline>
             <wp:extent cx="6096000" cy="4876800"/>
             <wp:effectExtent b="0" l="0" r="0" t="0"/>
-            <wp:docPr descr="" title="" id="115" name="Picture"/>
+            <wp:docPr descr="" title="" id="110" name="Picture"/>
             <a:graphic>
               <a:graphicData uri="http://schemas.openxmlformats.org/drawingml/2006/picture">
                 <pic:pic>
                   <pic:nvPicPr>
-                    <pic:cNvPr descr="chapters/01-drug-overdose-crisis_files/figure-docx/nih-reporter-timeline-1.png" id="116" name="Picture"/>
+                    <pic:cNvPr descr="chapters/01-drug-overdose-crisis_files/figure-docx/nih-reporter-timeline-1.png" id="111" name="Picture"/>
                     <pic:cNvPicPr>
                       <a:picLocks noChangeArrowheads="1" noChangeAspect="1"/>
                     </pic:cNvPicPr>
                   </pic:nvPicPr>
                   <pic:blipFill>
-                    <a:blip r:embed="rId114"/>
+                    <a:blip r:embed="rId109"/>
                     <a:stretch>
                       <a:fillRect/>
                     </a:stretch>
@@ -24100,8 +24075,8 @@
         </w:drawing>
       </w:r>
     </w:p>
-    <w:bookmarkEnd w:id="117"/>
-    <w:bookmarkStart w:id="121" w:name="what-is-nih-funding"/>
+    <w:bookmarkEnd w:id="112"/>
+    <w:bookmarkStart w:id="116" w:name="what-is-nih-funding"/>
     <w:p>
       <w:pPr>
         <w:pStyle w:val="Heading4"/>
@@ -25539,18 +25514,18 @@
           <wp:inline>
             <wp:extent cx="6400800" cy="1828800"/>
             <wp:effectExtent b="0" l="0" r="0" t="0"/>
-            <wp:docPr descr="" title="" id="119" name="Picture"/>
+            <wp:docPr descr="" title="" id="114" name="Picture"/>
             <a:graphic>
               <a:graphicData uri="http://schemas.openxmlformats.org/drawingml/2006/picture">
                 <pic:pic>
                   <pic:nvPicPr>
-                    <pic:cNvPr descr="chapters/01-drug-overdose-crisis_files/figure-docx/nih-reporter-wordcloud-1.png" id="120" name="Picture"/>
+                    <pic:cNvPr descr="chapters/01-drug-overdose-crisis_files/figure-docx/nih-reporter-wordcloud-1.png" id="115" name="Picture"/>
                     <pic:cNvPicPr>
                       <a:picLocks noChangeArrowheads="1" noChangeAspect="1"/>
                     </pic:cNvPicPr>
                   </pic:nvPicPr>
                   <pic:blipFill>
-                    <a:blip r:embed="rId118"/>
+                    <a:blip r:embed="rId113"/>
                     <a:stretch>
                       <a:fillRect/>
                     </a:stretch>
@@ -25577,8 +25552,8 @@
         </w:drawing>
       </w:r>
     </w:p>
-    <w:bookmarkEnd w:id="121"/>
-    <w:bookmarkStart w:id="127" w:name="project-detail"/>
+    <w:bookmarkEnd w:id="116"/>
+    <w:bookmarkStart w:id="122" w:name="project-detail"/>
     <w:p>
       <w:pPr>
         <w:pStyle w:val="Heading4"/>
@@ -26998,18 +26973,18 @@
           <wp:inline>
             <wp:extent cx="5905500" cy="29959300"/>
             <wp:effectExtent b="0" l="0" r="0" t="0"/>
-            <wp:docPr descr="" title="" id="123" name="Picture"/>
+            <wp:docPr descr="" title="" id="118" name="Picture"/>
             <a:graphic>
               <a:graphicData uri="http://schemas.openxmlformats.org/drawingml/2006/picture">
                 <pic:pic>
                   <pic:nvPicPr>
-                    <pic:cNvPr descr="chapters/01-drug-overdose-crisis_files/figure-docx/nih-reporter-table-1.png" id="124" name="Picture"/>
+                    <pic:cNvPr descr="chapters/01-drug-overdose-crisis_files/figure-docx/nih-reporter-table-1.png" id="119" name="Picture"/>
                     <pic:cNvPicPr>
                       <a:picLocks noChangeArrowheads="1" noChangeAspect="1"/>
                     </pic:cNvPicPr>
                   </pic:nvPicPr>
                   <pic:blipFill>
-                    <a:blip r:embed="rId122"/>
+                    <a:blip r:embed="rId117"/>
                     <a:stretch>
                       <a:fillRect/>
                     </a:stretch>
@@ -27077,12 +27052,12 @@
                 <wp:inline>
                   <wp:extent cx="152400" cy="152400"/>
                   <wp:effectExtent b="0" l="0" r="0" t="0"/>
-                  <wp:docPr descr="" title="" id="125" name="Picture"/>
+                  <wp:docPr descr="" title="" id="120" name="Picture"/>
                   <a:graphic>
                     <a:graphicData uri="http://schemas.openxmlformats.org/drawingml/2006/picture">
                       <pic:pic>
                         <pic:nvPicPr>
-                          <pic:cNvPr descr="C:\Users\andre\AppData\Local\Apps\Quarto\share\formats\docx\note.png" id="126" name="Picture"/>
+                          <pic:cNvPr descr="C:\Users\andre\AppData\Local\Apps\Quarto\share\formats\docx\note.png" id="121" name="Picture"/>
                           <pic:cNvPicPr>
                             <a:picLocks noChangeArrowheads="1" noChangeAspect="1"/>
                           </pic:cNvPicPr>
@@ -27152,9 +27127,9 @@
         </w:tc>
       </w:tr>
     </w:tbl>
-    <w:bookmarkEnd w:id="127"/>
-    <w:bookmarkEnd w:id="128"/>
-    <w:bookmarkStart w:id="143" w:name="europe-pmc-open-access-literature"/>
+    <w:bookmarkEnd w:id="122"/>
+    <w:bookmarkEnd w:id="123"/>
+    <w:bookmarkStart w:id="138" w:name="europe-pmc-open-access-literature"/>
     <w:p>
       <w:pPr>
         <w:pStyle w:val="Heading3"/>
@@ -27167,7 +27142,7 @@
       <w:pPr>
         <w:pStyle w:val="FirstParagraph"/>
       </w:pPr>
-      <w:hyperlink r:id="rId129">
+      <w:hyperlink r:id="rId124">
         <w:r>
           <w:rPr>
             <w:rStyle w:val="Hyperlink"/>
@@ -27184,7 +27159,7 @@
       <w:r>
         <w:t xml:space="preserve"> </w:t>
       </w:r>
-      <w:hyperlink r:id="rId130">
+      <w:hyperlink r:id="rId125">
         <w:r>
           <w:rPr>
             <w:rStyle w:val="Hyperlink"/>
@@ -28781,7 +28756,7 @@
         <w:t xml:space="preserve">are open access.</w:t>
       </w:r>
     </w:p>
-    <w:bookmarkStart w:id="134" w:name="europe-pmc-publication-timeline"/>
+    <w:bookmarkStart w:id="129" w:name="europe-pmc-publication-timeline"/>
     <w:p>
       <w:pPr>
         <w:pStyle w:val="Heading4"/>
@@ -29754,18 +29729,18 @@
           <wp:inline>
             <wp:extent cx="6096000" cy="4876800"/>
             <wp:effectExtent b="0" l="0" r="0" t="0"/>
-            <wp:docPr descr="" title="" id="132" name="Picture"/>
+            <wp:docPr descr="" title="" id="127" name="Picture"/>
             <a:graphic>
               <a:graphicData uri="http://schemas.openxmlformats.org/drawingml/2006/picture">
                 <pic:pic>
                   <pic:nvPicPr>
-                    <pic:cNvPr descr="chapters/01-drug-overdose-crisis_files/figure-docx/europe-pmc-timeline-1.png" id="133" name="Picture"/>
+                    <pic:cNvPr descr="chapters/01-drug-overdose-crisis_files/figure-docx/europe-pmc-timeline-1.png" id="128" name="Picture"/>
                     <pic:cNvPicPr>
                       <a:picLocks noChangeArrowheads="1" noChangeAspect="1"/>
                     </pic:cNvPicPr>
                   </pic:nvPicPr>
                   <pic:blipFill>
-                    <a:blip r:embed="rId131"/>
+                    <a:blip r:embed="rId126"/>
                     <a:stretch>
                       <a:fillRect/>
                     </a:stretch>
@@ -29792,8 +29767,8 @@
         </w:drawing>
       </w:r>
     </w:p>
-    <w:bookmarkEnd w:id="134"/>
-    <w:bookmarkStart w:id="138" w:name="europe-pmc-research-themes"/>
+    <w:bookmarkEnd w:id="129"/>
+    <w:bookmarkStart w:id="133" w:name="europe-pmc-research-themes"/>
     <w:p>
       <w:pPr>
         <w:pStyle w:val="Heading4"/>
@@ -31042,18 +31017,18 @@
           <wp:inline>
             <wp:extent cx="6400800" cy="1828800"/>
             <wp:effectExtent b="0" l="0" r="0" t="0"/>
-            <wp:docPr descr="" title="" id="136" name="Picture"/>
+            <wp:docPr descr="" title="" id="131" name="Picture"/>
             <a:graphic>
               <a:graphicData uri="http://schemas.openxmlformats.org/drawingml/2006/picture">
                 <pic:pic>
                   <pic:nvPicPr>
-                    <pic:cNvPr descr="chapters/01-drug-overdose-crisis_files/figure-docx/europe-pmc-wordcloud-1.png" id="137" name="Picture"/>
+                    <pic:cNvPr descr="chapters/01-drug-overdose-crisis_files/figure-docx/europe-pmc-wordcloud-1.png" id="132" name="Picture"/>
                     <pic:cNvPicPr>
                       <a:picLocks noChangeArrowheads="1" noChangeAspect="1"/>
                     </pic:cNvPicPr>
                   </pic:nvPicPr>
                   <pic:blipFill>
-                    <a:blip r:embed="rId135"/>
+                    <a:blip r:embed="rId130"/>
                     <a:stretch>
                       <a:fillRect/>
                     </a:stretch>
@@ -31080,8 +31055,8 @@
         </w:drawing>
       </w:r>
     </w:p>
-    <w:bookmarkEnd w:id="138"/>
-    <w:bookmarkStart w:id="142" w:name="europe-pmc-article-detail"/>
+    <w:bookmarkEnd w:id="133"/>
+    <w:bookmarkStart w:id="137" w:name="europe-pmc-article-detail"/>
     <w:p>
       <w:pPr>
         <w:pStyle w:val="Heading4"/>
@@ -32234,18 +32209,18 @@
           <wp:inline>
             <wp:extent cx="5905500" cy="22644100"/>
             <wp:effectExtent b="0" l="0" r="0" t="0"/>
-            <wp:docPr descr="" title="" id="140" name="Picture"/>
+            <wp:docPr descr="" title="" id="135" name="Picture"/>
             <a:graphic>
               <a:graphicData uri="http://schemas.openxmlformats.org/drawingml/2006/picture">
                 <pic:pic>
                   <pic:nvPicPr>
-                    <pic:cNvPr descr="chapters/01-drug-overdose-crisis_files/figure-docx/europe-pmc-table-1.png" id="141" name="Picture"/>
+                    <pic:cNvPr descr="chapters/01-drug-overdose-crisis_files/figure-docx/europe-pmc-table-1.png" id="136" name="Picture"/>
                     <pic:cNvPicPr>
                       <a:picLocks noChangeArrowheads="1" noChangeAspect="1"/>
                     </pic:cNvPicPr>
                   </pic:nvPicPr>
                   <pic:blipFill>
-                    <a:blip r:embed="rId139"/>
+                    <a:blip r:embed="rId134"/>
                     <a:stretch>
                       <a:fillRect/>
                     </a:stretch>
@@ -32272,9 +32247,9 @@
         </w:drawing>
       </w:r>
     </w:p>
-    <w:bookmarkEnd w:id="142"/>
-    <w:bookmarkEnd w:id="143"/>
-    <w:bookmarkStart w:id="160" w:name="clinicaltrials.gov-clinical-research"/>
+    <w:bookmarkEnd w:id="137"/>
+    <w:bookmarkEnd w:id="138"/>
+    <w:bookmarkStart w:id="155" w:name="clinicaltrials.gov-clinical-research"/>
     <w:p>
       <w:pPr>
         <w:pStyle w:val="Heading3"/>
@@ -32287,7 +32262,7 @@
       <w:pPr>
         <w:pStyle w:val="FirstParagraph"/>
       </w:pPr>
-      <w:hyperlink r:id="rId144">
+      <w:hyperlink r:id="rId139">
         <w:r>
           <w:rPr>
             <w:rStyle w:val="Hyperlink"/>
@@ -32304,7 +32279,7 @@
       <w:r>
         <w:t xml:space="preserve"> </w:t>
       </w:r>
-      <w:hyperlink r:id="rId145">
+      <w:hyperlink r:id="rId140">
         <w:r>
           <w:rPr>
             <w:rStyle w:val="Hyperlink"/>
@@ -34062,7 +34037,7 @@
         <w:t xml:space="preserve">trials were retrieved for analysis.</w:t>
       </w:r>
     </w:p>
-    <w:bookmarkStart w:id="149" w:name="clinical-trials-over-time"/>
+    <w:bookmarkStart w:id="144" w:name="clinical-trials-over-time"/>
     <w:p>
       <w:pPr>
         <w:pStyle w:val="Heading4"/>
@@ -35512,18 +35487,18 @@
           <wp:inline>
             <wp:extent cx="6096000" cy="4876800"/>
             <wp:effectExtent b="0" l="0" r="0" t="0"/>
-            <wp:docPr descr="" title="" id="147" name="Picture"/>
+            <wp:docPr descr="" title="" id="142" name="Picture"/>
             <a:graphic>
               <a:graphicData uri="http://schemas.openxmlformats.org/drawingml/2006/picture">
                 <pic:pic>
                   <pic:nvPicPr>
-                    <pic:cNvPr descr="chapters/01-drug-overdose-crisis_files/figure-docx/clinicaltrials-timeline-1.png" id="148" name="Picture"/>
+                    <pic:cNvPr descr="chapters/01-drug-overdose-crisis_files/figure-docx/clinicaltrials-timeline-1.png" id="143" name="Picture"/>
                     <pic:cNvPicPr>
                       <a:picLocks noChangeArrowheads="1" noChangeAspect="1"/>
                     </pic:cNvPicPr>
                   </pic:nvPicPr>
                   <pic:blipFill>
-                    <a:blip r:embed="rId146"/>
+                    <a:blip r:embed="rId141"/>
                     <a:stretch>
                       <a:fillRect/>
                     </a:stretch>
@@ -35550,8 +35525,8 @@
         </w:drawing>
       </w:r>
     </w:p>
-    <w:bookmarkEnd w:id="149"/>
-    <w:bookmarkStart w:id="153" w:name="clinical-trial-research-themes"/>
+    <w:bookmarkEnd w:id="144"/>
+    <w:bookmarkStart w:id="148" w:name="clinical-trial-research-themes"/>
     <w:p>
       <w:pPr>
         <w:pStyle w:val="Heading4"/>
@@ -36800,18 +36775,18 @@
           <wp:inline>
             <wp:extent cx="6400800" cy="1828800"/>
             <wp:effectExtent b="0" l="0" r="0" t="0"/>
-            <wp:docPr descr="" title="" id="151" name="Picture"/>
+            <wp:docPr descr="" title="" id="146" name="Picture"/>
             <a:graphic>
               <a:graphicData uri="http://schemas.openxmlformats.org/drawingml/2006/picture">
                 <pic:pic>
                   <pic:nvPicPr>
-                    <pic:cNvPr descr="chapters/01-drug-overdose-crisis_files/figure-docx/clinicaltrials-wordcloud-1.png" id="152" name="Picture"/>
+                    <pic:cNvPr descr="chapters/01-drug-overdose-crisis_files/figure-docx/clinicaltrials-wordcloud-1.png" id="147" name="Picture"/>
                     <pic:cNvPicPr>
                       <a:picLocks noChangeArrowheads="1" noChangeAspect="1"/>
                     </pic:cNvPicPr>
                   </pic:nvPicPr>
                   <pic:blipFill>
-                    <a:blip r:embed="rId150"/>
+                    <a:blip r:embed="rId145"/>
                     <a:stretch>
                       <a:fillRect/>
                     </a:stretch>
@@ -36838,8 +36813,8 @@
         </w:drawing>
       </w:r>
     </w:p>
-    <w:bookmarkEnd w:id="153"/>
-    <w:bookmarkStart w:id="159" w:name="clinical-trial-detail"/>
+    <w:bookmarkEnd w:id="148"/>
+    <w:bookmarkStart w:id="154" w:name="clinical-trial-detail"/>
     <w:p>
       <w:pPr>
         <w:pStyle w:val="Heading4"/>
@@ -37998,18 +37973,18 @@
           <wp:inline>
             <wp:extent cx="5905500" cy="35674300"/>
             <wp:effectExtent b="0" l="0" r="0" t="0"/>
-            <wp:docPr descr="" title="" id="155" name="Picture"/>
+            <wp:docPr descr="" title="" id="150" name="Picture"/>
             <a:graphic>
               <a:graphicData uri="http://schemas.openxmlformats.org/drawingml/2006/picture">
                 <pic:pic>
                   <pic:nvPicPr>
-                    <pic:cNvPr descr="chapters/01-drug-overdose-crisis_files/figure-docx/clinicaltrials-table-1.png" id="156" name="Picture"/>
+                    <pic:cNvPr descr="chapters/01-drug-overdose-crisis_files/figure-docx/clinicaltrials-table-1.png" id="151" name="Picture"/>
                     <pic:cNvPicPr>
                       <a:picLocks noChangeArrowheads="1" noChangeAspect="1"/>
                     </pic:cNvPicPr>
                   </pic:nvPicPr>
                   <pic:blipFill>
-                    <a:blip r:embed="rId154"/>
+                    <a:blip r:embed="rId149"/>
                     <a:stretch>
                       <a:fillRect/>
                     </a:stretch>
@@ -38077,12 +38052,12 @@
                 <wp:inline>
                   <wp:extent cx="152400" cy="152400"/>
                   <wp:effectExtent b="0" l="0" r="0" t="0"/>
-                  <wp:docPr descr="" title="" id="157" name="Picture"/>
+                  <wp:docPr descr="" title="" id="152" name="Picture"/>
                   <a:graphic>
                     <a:graphicData uri="http://schemas.openxmlformats.org/drawingml/2006/picture">
                       <pic:pic>
                         <pic:nvPicPr>
-                          <pic:cNvPr descr="C:\Users\andre\AppData\Local\Apps\Quarto\share\formats\docx\tip.png" id="158" name="Picture"/>
+                          <pic:cNvPr descr="C:\Users\andre\AppData\Local\Apps\Quarto\share\formats\docx\tip.png" id="153" name="Picture"/>
                           <pic:cNvPicPr>
                             <a:picLocks noChangeArrowheads="1" noChangeAspect="1"/>
                           </pic:cNvPicPr>
@@ -38152,11 +38127,11 @@
         </w:tc>
       </w:tr>
     </w:tbl>
-    <w:bookmarkEnd w:id="159"/>
-    <w:bookmarkEnd w:id="160"/>
-    <w:bookmarkEnd w:id="161"/>
-    <w:bookmarkEnd w:id="162"/>
-    <w:bookmarkStart w:id="163" w:name="references"/>
+    <w:bookmarkEnd w:id="154"/>
+    <w:bookmarkEnd w:id="155"/>
+    <w:bookmarkEnd w:id="156"/>
+    <w:bookmarkEnd w:id="157"/>
+    <w:bookmarkStart w:id="158" w:name="references"/>
     <w:p>
       <w:pPr>
         <w:pStyle w:val="Heading1"/>
@@ -38165,8 +38140,8 @@
         <w:t xml:space="preserve">References</w:t>
       </w:r>
     </w:p>
-    <w:bookmarkEnd w:id="163"/>
-    <w:bookmarkStart w:id="164" w:name="development-tools"/>
+    <w:bookmarkEnd w:id="158"/>
+    <w:bookmarkStart w:id="159" w:name="development-tools"/>
     <w:p>
       <w:pPr>
         <w:pStyle w:val="Heading1"/>
@@ -38175,8 +38150,8 @@
         <w:t xml:space="preserve">Development Tools</w:t>
       </w:r>
     </w:p>
-    <w:bookmarkEnd w:id="164"/>
-    <w:bookmarkStart w:id="178" w:name="development-tools-1"/>
+    <w:bookmarkEnd w:id="159"/>
+    <w:bookmarkStart w:id="173" w:name="development-tools-1"/>
     <w:p>
       <w:pPr>
         <w:pStyle w:val="Heading1"/>
@@ -38226,12 +38201,12 @@
                 <wp:inline>
                   <wp:extent cx="152400" cy="152400"/>
                   <wp:effectExtent b="0" l="0" r="0" t="0"/>
-                  <wp:docPr descr="" title="" id="165" name="Picture"/>
+                  <wp:docPr descr="" title="" id="160" name="Picture"/>
                   <a:graphic>
                     <a:graphicData uri="http://schemas.openxmlformats.org/drawingml/2006/picture">
                       <pic:pic>
                         <pic:nvPicPr>
-                          <pic:cNvPr descr="C:\Users\andre\AppData\Local\Apps\Quarto\share\formats\docx\note.png" id="166" name="Picture"/>
+                          <pic:cNvPr descr="C:\Users\andre\AppData\Local\Apps\Quarto\share\formats\docx\note.png" id="161" name="Picture"/>
                           <pic:cNvPicPr>
                             <a:picLocks noChangeArrowheads="1" noChangeAspect="1"/>
                           </pic:cNvPicPr>
@@ -38301,7 +38276,7 @@
         </w:tc>
       </w:tr>
     </w:tbl>
-    <w:bookmarkStart w:id="176" w:name="tools-used"/>
+    <w:bookmarkStart w:id="171" w:name="tools-used"/>
     <w:p>
       <w:pPr>
         <w:pStyle w:val="Heading2"/>
@@ -38358,7 +38333,7 @@
               <w:pStyle w:val="Compact"/>
               <w:jc w:val="left"/>
             </w:pPr>
-            <w:hyperlink r:id="rId167">
+            <w:hyperlink r:id="rId162">
               <w:r>
                 <w:rPr>
                   <w:rStyle w:val="Hyperlink"/>
@@ -38389,7 +38364,7 @@
               <w:pStyle w:val="Compact"/>
               <w:jc w:val="left"/>
             </w:pPr>
-            <w:hyperlink r:id="rId168">
+            <w:hyperlink r:id="rId163">
               <w:r>
                 <w:rPr>
                   <w:rStyle w:val="Hyperlink"/>
@@ -38406,7 +38381,7 @@
             <w:r>
               <w:t xml:space="preserve"> </w:t>
             </w:r>
-            <w:hyperlink r:id="rId169">
+            <w:hyperlink r:id="rId164">
               <w:r>
                 <w:rPr>
                   <w:rStyle w:val="Hyperlink"/>
@@ -38437,7 +38412,7 @@
               <w:pStyle w:val="Compact"/>
               <w:jc w:val="left"/>
             </w:pPr>
-            <w:hyperlink r:id="rId170">
+            <w:hyperlink r:id="rId165">
               <w:r>
                 <w:rPr>
                   <w:rStyle w:val="Hyperlink"/>
@@ -38468,7 +38443,7 @@
               <w:pStyle w:val="Compact"/>
               <w:jc w:val="left"/>
             </w:pPr>
-            <w:hyperlink r:id="rId171">
+            <w:hyperlink r:id="rId166">
               <w:r>
                 <w:rPr>
                   <w:rStyle w:val="Hyperlink"/>
@@ -38499,7 +38474,7 @@
               <w:pStyle w:val="Compact"/>
               <w:jc w:val="left"/>
             </w:pPr>
-            <w:hyperlink r:id="rId172">
+            <w:hyperlink r:id="rId167">
               <w:r>
                 <w:rPr>
                   <w:rStyle w:val="Hyperlink"/>
@@ -38530,7 +38505,7 @@
               <w:pStyle w:val="Compact"/>
               <w:jc w:val="left"/>
             </w:pPr>
-            <w:hyperlink r:id="rId173">
+            <w:hyperlink r:id="rId168">
               <w:r>
                 <w:rPr>
                   <w:rStyle w:val="Hyperlink"/>
@@ -38561,7 +38536,7 @@
               <w:pStyle w:val="Compact"/>
               <w:jc w:val="left"/>
             </w:pPr>
-            <w:hyperlink r:id="rId174">
+            <w:hyperlink r:id="rId169">
               <w:r>
                 <w:rPr>
                   <w:rStyle w:val="Hyperlink"/>
@@ -38592,7 +38567,7 @@
               <w:pStyle w:val="Compact"/>
               <w:jc w:val="left"/>
             </w:pPr>
-            <w:hyperlink r:id="rId175">
+            <w:hyperlink r:id="rId170">
               <w:r>
                 <w:rPr>
                   <w:rStyle w:val="Hyperlink"/>
@@ -38616,8 +38591,8 @@
         </w:tc>
       </w:tr>
     </w:tbl>
-    <w:bookmarkEnd w:id="176"/>
-    <w:bookmarkStart w:id="177" w:name="local-development"/>
+    <w:bookmarkEnd w:id="171"/>
+    <w:bookmarkStart w:id="172" w:name="local-development"/>
     <w:p>
       <w:pPr>
         <w:pStyle w:val="Heading2"/>
@@ -38687,9 +38662,9 @@
         <w:t xml:space="preserve"> preview</w:t>
       </w:r>
     </w:p>
-    <w:bookmarkEnd w:id="177"/>
-    <w:bookmarkEnd w:id="178"/>
-    <w:bookmarkStart w:id="179" w:name="glossary"/>
+    <w:bookmarkEnd w:id="172"/>
+    <w:bookmarkEnd w:id="173"/>
+    <w:bookmarkStart w:id="174" w:name="glossary"/>
     <w:p>
       <w:pPr>
         <w:pStyle w:val="Heading1"/>
@@ -38698,8 +38673,8 @@
         <w:t xml:space="preserve">Glossary</w:t>
       </w:r>
     </w:p>
-    <w:bookmarkEnd w:id="179"/>
-    <w:bookmarkStart w:id="211" w:name="glossary-1"/>
+    <w:bookmarkEnd w:id="174"/>
+    <w:bookmarkStart w:id="206" w:name="glossary-1"/>
     <w:p>
       <w:pPr>
         <w:pStyle w:val="Heading1"/>
@@ -38716,7 +38691,7 @@
         <w:t xml:space="preserve">Key terms used throughout this book, organized alphabetically.</w:t>
       </w:r>
     </w:p>
-    <w:bookmarkStart w:id="180" w:name="c"/>
+    <w:bookmarkStart w:id="175" w:name="c"/>
     <w:p>
       <w:pPr>
         <w:pStyle w:val="Heading2"/>
@@ -38773,7 +38748,7 @@
       <w:r>
         <w:t xml:space="preserve"> </w:t>
       </w:r>
-      <w:hyperlink r:id="rId144">
+      <w:hyperlink r:id="rId139">
         <w:r>
           <w:rPr>
             <w:rStyle w:val="Hyperlink"/>
@@ -38785,8 +38760,8 @@
         <w:t xml:space="preserve">.</w:t>
       </w:r>
     </w:p>
-    <w:bookmarkEnd w:id="180"/>
-    <w:bookmarkStart w:id="181" w:name="d"/>
+    <w:bookmarkEnd w:id="175"/>
+    <w:bookmarkStart w:id="176" w:name="d"/>
     <w:p>
       <w:pPr>
         <w:pStyle w:val="Heading2"/>
@@ -38843,8 +38818,8 @@
         <w:t xml:space="preserve">A formal agreement governing the terms under which restricted datasets may be accessed and used, specifying permitted uses, security requirements, and reporting obligations.</w:t>
       </w:r>
     </w:p>
-    <w:bookmarkEnd w:id="181"/>
-    <w:bookmarkStart w:id="182" w:name="e"/>
+    <w:bookmarkEnd w:id="176"/>
+    <w:bookmarkStart w:id="177" w:name="e"/>
     <w:p>
       <w:pPr>
         <w:pStyle w:val="Heading2"/>
@@ -38871,7 +38846,7 @@
       <w:r>
         <w:t xml:space="preserve"> </w:t>
       </w:r>
-      <w:hyperlink r:id="rId95">
+      <w:hyperlink r:id="rId90">
         <w:r>
           <w:rPr>
             <w:rStyle w:val="Hyperlink"/>
@@ -38901,7 +38876,7 @@
       <w:r>
         <w:t xml:space="preserve"> </w:t>
       </w:r>
-      <w:hyperlink r:id="rId129">
+      <w:hyperlink r:id="rId124">
         <w:r>
           <w:rPr>
             <w:rStyle w:val="Hyperlink"/>
@@ -38913,8 +38888,8 @@
         <w:t xml:space="preserve">.</w:t>
       </w:r>
     </w:p>
-    <w:bookmarkEnd w:id="182"/>
-    <w:bookmarkStart w:id="183" w:name="f"/>
+    <w:bookmarkEnd w:id="177"/>
+    <w:bookmarkStart w:id="178" w:name="f"/>
     <w:p>
       <w:pPr>
         <w:pStyle w:val="Heading2"/>
@@ -38939,8 +38914,8 @@
         <w:t xml:space="preserve">A synthetic opioid 50 to 100 times more potent than morphine. Illicitly manufactured fentanyl is the primary driver of drug overdose deaths in the United States since approximately 2013.</w:t>
       </w:r>
     </w:p>
-    <w:bookmarkEnd w:id="183"/>
-    <w:bookmarkStart w:id="184" w:name="g"/>
+    <w:bookmarkEnd w:id="178"/>
+    <w:bookmarkStart w:id="179" w:name="g"/>
     <w:p>
       <w:pPr>
         <w:pStyle w:val="Heading2"/>
@@ -38965,8 +38940,8 @@
         <w:t xml:space="preserve">A comprehensive epidemiological study managed by the Institute for Health Metrics and Evaluation (IHME) that provides estimates for over 375 diseases and injuries across 204 countries.</w:t>
       </w:r>
     </w:p>
-    <w:bookmarkEnd w:id="184"/>
-    <w:bookmarkStart w:id="185" w:name="h"/>
+    <w:bookmarkEnd w:id="179"/>
+    <w:bookmarkStart w:id="180" w:name="h"/>
     <w:p>
       <w:pPr>
         <w:pStyle w:val="Heading2"/>
@@ -38991,8 +38966,8 @@
         <w:t xml:space="preserve">The total spending on health by all financing agents (government, private, out-of-pocket, external aid) within a jurisdiction.</w:t>
       </w:r>
     </w:p>
-    <w:bookmarkEnd w:id="185"/>
-    <w:bookmarkStart w:id="186" w:name="i"/>
+    <w:bookmarkEnd w:id="180"/>
+    <w:bookmarkStart w:id="181" w:name="i"/>
     <w:p>
       <w:pPr>
         <w:pStyle w:val="Heading2"/>
@@ -39017,8 +38992,8 @@
         <w:t xml:space="preserve">The International Classification of Diseases, 10th Revision. The standard diagnostic coding system used worldwide for mortality and morbidity classification.</w:t>
       </w:r>
     </w:p>
-    <w:bookmarkEnd w:id="186"/>
-    <w:bookmarkStart w:id="187" w:name="m"/>
+    <w:bookmarkEnd w:id="181"/>
+    <w:bookmarkStart w:id="182" w:name="m"/>
     <w:p>
       <w:pPr>
         <w:pStyle w:val="Heading2"/>
@@ -39075,8 +39050,8 @@
         <w:t xml:space="preserve">The frequency of death in a defined population over a specified time period, typically expressed per 100,000 population.</w:t>
       </w:r>
     </w:p>
-    <w:bookmarkEnd w:id="187"/>
-    <w:bookmarkStart w:id="188" w:name="n"/>
+    <w:bookmarkEnd w:id="182"/>
+    <w:bookmarkStart w:id="183" w:name="n"/>
     <w:p>
       <w:pPr>
         <w:pStyle w:val="Heading2"/>
@@ -39135,7 +39110,7 @@
       <w:r>
         <w:t xml:space="preserve"> </w:t>
       </w:r>
-      <w:hyperlink r:id="rId112">
+      <w:hyperlink r:id="rId107">
         <w:r>
           <w:rPr>
             <w:rStyle w:val="Hyperlink"/>
@@ -39147,8 +39122,8 @@
         <w:t xml:space="preserve">.</w:t>
       </w:r>
     </w:p>
-    <w:bookmarkEnd w:id="188"/>
-    <w:bookmarkStart w:id="189" w:name="o"/>
+    <w:bookmarkEnd w:id="183"/>
+    <w:bookmarkStart w:id="184" w:name="o"/>
     <w:p>
       <w:pPr>
         <w:pStyle w:val="Heading2"/>
@@ -39173,8 +39148,8 @@
         <w:t xml:space="preserve">Open Data Protocol. A REST-based data access protocol used by WHO Global Health Observatory and other data portals for programmatic querying.</w:t>
       </w:r>
     </w:p>
-    <w:bookmarkEnd w:id="189"/>
-    <w:bookmarkStart w:id="190" w:name="p"/>
+    <w:bookmarkEnd w:id="184"/>
+    <w:bookmarkStart w:id="185" w:name="p"/>
     <w:p>
       <w:pPr>
         <w:pStyle w:val="Heading2"/>
@@ -39201,7 +39176,7 @@
       <w:r>
         <w:t xml:space="preserve"> </w:t>
       </w:r>
-      <w:hyperlink r:id="rId94">
+      <w:hyperlink r:id="rId89">
         <w:r>
           <w:rPr>
             <w:rStyle w:val="Hyperlink"/>
@@ -39213,8 +39188,8 @@
         <w:t xml:space="preserve">.</w:t>
       </w:r>
     </w:p>
-    <w:bookmarkEnd w:id="190"/>
-    <w:bookmarkStart w:id="191" w:name="s"/>
+    <w:bookmarkEnd w:id="185"/>
+    <w:bookmarkStart w:id="186" w:name="s"/>
     <w:p>
       <w:pPr>
         <w:pStyle w:val="Heading2"/>
@@ -39255,8 +39230,8 @@
         <w:t xml:space="preserve">A CDC surveillance system that collects detailed toxicological and death scene information on unintentional and undetermined-intent drug overdose deaths, providing more substance-specific detail than death certificates alone.</w:t>
       </w:r>
     </w:p>
-    <w:bookmarkEnd w:id="191"/>
-    <w:bookmarkStart w:id="192" w:name="v"/>
+    <w:bookmarkEnd w:id="186"/>
+    <w:bookmarkStart w:id="187" w:name="v"/>
     <w:p>
       <w:pPr>
         <w:pStyle w:val="Heading2"/>
@@ -39281,8 +39256,8 @@
         <w:t xml:space="preserve">A CDC program that publishes provisional mortality data, including monthly drug overdose death counts, before finalized annual data are available.</w:t>
       </w:r>
     </w:p>
-    <w:bookmarkEnd w:id="192"/>
-    <w:bookmarkStart w:id="210" w:name="y"/>
+    <w:bookmarkEnd w:id="187"/>
+    <w:bookmarkStart w:id="205" w:name="y"/>
     <w:p>
       <w:pPr>
         <w:pStyle w:val="Heading2"/>
@@ -39323,8 +39298,8 @@
         <w:t xml:space="preserve">The number of years of potential life lost due to premature death, calculated from a reference life expectancy.</w:t>
       </w:r>
     </w:p>
-    <w:bookmarkStart w:id="209" w:name="refs"/>
-    <w:bookmarkStart w:id="194" w:name="ref-cdc_clinical_guideline"/>
+    <w:bookmarkStart w:id="204" w:name="refs"/>
+    <w:bookmarkStart w:id="189" w:name="ref-cdc_clinical_guideline"/>
     <w:p>
       <w:pPr>
         <w:pStyle w:val="Bibliography"/>
@@ -39348,7 +39323,7 @@
       <w:r>
         <w:t xml:space="preserve"> </w:t>
       </w:r>
-      <w:hyperlink r:id="rId193">
+      <w:hyperlink r:id="rId188">
         <w:r>
           <w:rPr>
             <w:rStyle w:val="Hyperlink"/>
@@ -39357,8 +39332,8 @@
         </w:r>
       </w:hyperlink>
     </w:p>
-    <w:bookmarkEnd w:id="194"/>
-    <w:bookmarkStart w:id="196" w:name="ref-cdc_naloxone"/>
+    <w:bookmarkEnd w:id="189"/>
+    <w:bookmarkStart w:id="191" w:name="ref-cdc_naloxone"/>
     <w:p>
       <w:pPr>
         <w:pStyle w:val="Bibliography"/>
@@ -39382,7 +39357,7 @@
       <w:r>
         <w:t xml:space="preserve"> </w:t>
       </w:r>
-      <w:hyperlink r:id="rId195">
+      <w:hyperlink r:id="rId190">
         <w:r>
           <w:rPr>
             <w:rStyle w:val="Hyperlink"/>
@@ -39391,8 +39366,8 @@
         </w:r>
       </w:hyperlink>
     </w:p>
-    <w:bookmarkEnd w:id="196"/>
-    <w:bookmarkStart w:id="197" w:name="ref-cdc_sudors"/>
+    <w:bookmarkEnd w:id="191"/>
+    <w:bookmarkStart w:id="192" w:name="ref-cdc_sudors"/>
     <w:p>
       <w:pPr>
         <w:pStyle w:val="Bibliography"/>
@@ -39425,8 +39400,8 @@
         </w:r>
       </w:hyperlink>
     </w:p>
-    <w:bookmarkEnd w:id="197"/>
-    <w:bookmarkStart w:id="198" w:name="ref-cdc_ssps"/>
+    <w:bookmarkEnd w:id="192"/>
+    <w:bookmarkStart w:id="193" w:name="ref-cdc_ssps"/>
     <w:p>
       <w:pPr>
         <w:pStyle w:val="Bibliography"/>
@@ -39459,8 +39434,8 @@
         </w:r>
       </w:hyperlink>
     </w:p>
-    <w:bookmarkEnd w:id="198"/>
-    <w:bookmarkStart w:id="199" w:name="ref-cdc_opioid_epidemic"/>
+    <w:bookmarkEnd w:id="193"/>
+    <w:bookmarkStart w:id="194" w:name="ref-cdc_opioid_epidemic"/>
     <w:p>
       <w:pPr>
         <w:pStyle w:val="Bibliography"/>
@@ -39493,8 +39468,8 @@
         </w:r>
       </w:hyperlink>
     </w:p>
-    <w:bookmarkEnd w:id="199"/>
-    <w:bookmarkStart w:id="200" w:name="ref-commonwealth2025"/>
+    <w:bookmarkEnd w:id="194"/>
+    <w:bookmarkStart w:id="195" w:name="ref-commonwealth2025"/>
     <w:p>
       <w:pPr>
         <w:pStyle w:val="Bibliography"/>
@@ -39527,8 +39502,8 @@
         </w:r>
       </w:hyperlink>
     </w:p>
-    <w:bookmarkEnd w:id="200"/>
-    <w:bookmarkStart w:id="202" w:name="ref-commonwealth_overdose_intl"/>
+    <w:bookmarkEnd w:id="195"/>
+    <w:bookmarkStart w:id="197" w:name="ref-commonwealth_overdose_intl"/>
     <w:p>
       <w:pPr>
         <w:pStyle w:val="Bibliography"/>
@@ -39552,7 +39527,7 @@
       <w:r>
         <w:t xml:space="preserve"> </w:t>
       </w:r>
-      <w:hyperlink r:id="rId201">
+      <w:hyperlink r:id="rId196">
         <w:r>
           <w:rPr>
             <w:rStyle w:val="Hyperlink"/>
@@ -39561,8 +39536,8 @@
         </w:r>
       </w:hyperlink>
     </w:p>
-    <w:bookmarkEnd w:id="202"/>
-    <w:bookmarkStart w:id="204" w:name="ref-dowell_mmwr_2024"/>
+    <w:bookmarkEnd w:id="197"/>
+    <w:bookmarkStart w:id="199" w:name="ref-dowell_mmwr_2024"/>
     <w:p>
       <w:pPr>
         <w:pStyle w:val="Bibliography"/>
@@ -39599,7 +39574,7 @@
       <w:r>
         <w:t xml:space="preserve"> </w:t>
       </w:r>
-      <w:hyperlink r:id="rId203">
+      <w:hyperlink r:id="rId198">
         <w:r>
           <w:rPr>
             <w:rStyle w:val="Hyperlink"/>
@@ -39608,8 +39583,8 @@
         </w:r>
       </w:hyperlink>
     </w:p>
-    <w:bookmarkEnd w:id="204"/>
-    <w:bookmarkStart w:id="205" w:name="ref-cdc_hus_overdose"/>
+    <w:bookmarkEnd w:id="199"/>
+    <w:bookmarkStart w:id="200" w:name="ref-cdc_hus_overdose"/>
     <w:p>
       <w:pPr>
         <w:pStyle w:val="Bibliography"/>
@@ -39642,8 +39617,8 @@
         </w:r>
       </w:hyperlink>
     </w:p>
-    <w:bookmarkEnd w:id="205"/>
-    <w:bookmarkStart w:id="206" w:name="ref-cdc_faststats"/>
+    <w:bookmarkEnd w:id="200"/>
+    <w:bookmarkStart w:id="201" w:name="ref-cdc_faststats"/>
     <w:p>
       <w:pPr>
         <w:pStyle w:val="Bibliography"/>
@@ -39676,8 +39651,8 @@
         </w:r>
       </w:hyperlink>
     </w:p>
-    <w:bookmarkEnd w:id="206"/>
-    <w:bookmarkStart w:id="208" w:name="ref-hhs_sor_tor_2025"/>
+    <w:bookmarkEnd w:id="201"/>
+    <w:bookmarkStart w:id="203" w:name="ref-hhs_sor_tor_2025"/>
     <w:p>
       <w:pPr>
         <w:pStyle w:val="Bibliography"/>
@@ -39701,7 +39676,7 @@
       <w:r>
         <w:t xml:space="preserve"> </w:t>
       </w:r>
-      <w:hyperlink r:id="rId207">
+      <w:hyperlink r:id="rId202">
         <w:r>
           <w:rPr>
             <w:rStyle w:val="Hyperlink"/>
@@ -39710,10 +39685,10 @@
         </w:r>
       </w:hyperlink>
     </w:p>
-    <w:bookmarkEnd w:id="208"/>
-    <w:bookmarkEnd w:id="209"/>
-    <w:bookmarkEnd w:id="210"/>
-    <w:bookmarkEnd w:id="211"/>
+    <w:bookmarkEnd w:id="203"/>
+    <w:bookmarkEnd w:id="204"/>
+    <w:bookmarkEnd w:id="205"/>
+    <w:bookmarkEnd w:id="206"/>
     <w:sectPr>
       <w:headerReference r:id="rId10" w:type="default"/>
       <w:footerReference r:id="rId11" w:type="default"/>

--- a/Public-Health-Analytics-Playbook.docx
+++ b/Public-Health-Analytics-Playbook.docx
@@ -1378,7 +1378,16 @@
         <w:t xml:space="preserve"> </w:t>
       </w:r>
       <w:r>
-        <w:t xml:space="preserve">as part of the Vital Statistics Rapid Release (VSRR) program. This dataset presents provisional counts of drug overdose deaths based on the current flow of mortality data in the</w:t>
+        <w:t xml:space="preserve">as part of the Vital Statistics Rapid Release (VSRR) program</w:t>
+      </w:r>
+      <w:r>
+        <w:t xml:space="preserve"> </w:t>
+      </w:r>
+      <w:r>
+        <w:t xml:space="preserve">(Ahmad et al., 2026)</w:t>
+      </w:r>
+      <w:r>
+        <w:t xml:space="preserve">. This dataset presents provisional counts of drug overdose deaths based on the current flow of mortality data in the</w:t>
       </w:r>
       <w:r>
         <w:t xml:space="preserve"> </w:t>
@@ -1428,7 +1437,16 @@
         <w:t xml:space="preserve"> </w:t>
       </w:r>
       <w:r>
-        <w:t xml:space="preserve">that adjust for reporting delays based on historical completeness patterns. Drug overdose deaths are identified using ICD-10 underlying cause-of-death codes: X40–X44 (unintentional), X60–X64 (suicide), X85 (homicide), and Y10–Y14 (undetermined intent).</w:t>
+        <w:t xml:space="preserve">that adjust for reporting delays based on historical completeness patterns</w:t>
+      </w:r>
+      <w:r>
+        <w:t xml:space="preserve"> </w:t>
+      </w:r>
+      <w:r>
+        <w:t xml:space="preserve">(Ahmad et al., 2026)</w:t>
+      </w:r>
+      <w:r>
+        <w:t xml:space="preserve">. Drug overdose deaths are identified using ICD-10 underlying cause-of-death codes: X40–X44 (unintentional), X60–X64 (suicide), X85 (homicide), and Y10–Y14 (undetermined intent).</w:t>
       </w:r>
     </w:p>
     <w:p>
@@ -3192,6 +3210,12 @@
               </w:r>
             </w:hyperlink>
             <w:r>
+              <w:t xml:space="preserve"> </w:t>
+            </w:r>
+            <w:r>
+              <w:t xml:space="preserve">(Ahmad et al., 2026)</w:t>
+            </w:r>
+            <w:r>
               <w:t xml:space="preserve">.</w:t>
             </w:r>
           </w:p>
@@ -36768,7 +36792,7 @@
       </w:r>
     </w:p>
     <w:bookmarkEnd w:id="159"/>
-    <w:bookmarkStart w:id="191" w:name="glossary-1"/>
+    <w:bookmarkStart w:id="193" w:name="glossary-1"/>
     <w:p>
       <w:pPr>
         <w:pStyle w:val="Heading1"/>
@@ -37351,7 +37375,7 @@
       </w:r>
     </w:p>
     <w:bookmarkEnd w:id="172"/>
-    <w:bookmarkStart w:id="190" w:name="y"/>
+    <w:bookmarkStart w:id="192" w:name="y"/>
     <w:p>
       <w:pPr>
         <w:pStyle w:val="Heading2"/>
@@ -37392,14 +37416,14 @@
         <w:t xml:space="preserve">The number of years of potential life lost due to premature death, calculated from a reference life expectancy.</w:t>
       </w:r>
     </w:p>
-    <w:bookmarkStart w:id="189" w:name="refs"/>
-    <w:bookmarkStart w:id="174" w:name="ref-cdc_clinical_guideline"/>
+    <w:bookmarkStart w:id="191" w:name="refs"/>
+    <w:bookmarkStart w:id="174" w:name="ref-ahmad_vsrr_2026"/>
     <w:p>
       <w:pPr>
         <w:pStyle w:val="Bibliography"/>
       </w:pPr>
       <w:r>
-        <w:t xml:space="preserve">Centers for Disease Control and Prevention. (2024a).</w:t>
+        <w:t xml:space="preserve">Ahmad, F. B., Cisewski, J. A., Rossen, L. M., &amp; Sutton, P. (2026).</w:t>
       </w:r>
       <w:r>
         <w:t xml:space="preserve"> </w:t>
@@ -37409,6 +37433,40 @@
           <w:i/>
           <w:iCs/>
         </w:rPr>
+        <w:t xml:space="preserve">Provisional drug overdose death counts</w:t>
+      </w:r>
+      <w:r>
+        <w:t xml:space="preserve">. National Center for Health Statistics.</w:t>
+      </w:r>
+      <w:r>
+        <w:t xml:space="preserve"> </w:t>
+      </w:r>
+      <w:hyperlink r:id="rId173">
+        <w:r>
+          <w:rPr>
+            <w:rStyle w:val="Hyperlink"/>
+          </w:rPr>
+          <w:t xml:space="preserve">https://doi.org/10.15620/cdc/20250305008</w:t>
+        </w:r>
+      </w:hyperlink>
+    </w:p>
+    <w:bookmarkEnd w:id="174"/>
+    <w:bookmarkStart w:id="176" w:name="ref-cdc_clinical_guideline"/>
+    <w:p>
+      <w:pPr>
+        <w:pStyle w:val="Bibliography"/>
+      </w:pPr>
+      <w:r>
+        <w:t xml:space="preserve">Centers for Disease Control and Prevention. (2024a).</w:t>
+      </w:r>
+      <w:r>
+        <w:t xml:space="preserve"> </w:t>
+      </w:r>
+      <w:r>
+        <w:rPr>
+          <w:i/>
+          <w:iCs/>
+        </w:rPr>
         <w:t xml:space="preserve">2022 CDC clinical practice guideline for prescribing opioids for pain</w:t>
       </w:r>
       <w:r>
@@ -37417,7 +37475,7 @@
       <w:r>
         <w:t xml:space="preserve"> </w:t>
       </w:r>
-      <w:hyperlink r:id="rId173">
+      <w:hyperlink r:id="rId175">
         <w:r>
           <w:rPr>
             <w:rStyle w:val="Hyperlink"/>
@@ -37426,8 +37484,8 @@
         </w:r>
       </w:hyperlink>
     </w:p>
-    <w:bookmarkEnd w:id="174"/>
-    <w:bookmarkStart w:id="176" w:name="ref-cdc_naloxone"/>
+    <w:bookmarkEnd w:id="176"/>
+    <w:bookmarkStart w:id="178" w:name="ref-cdc_naloxone"/>
     <w:p>
       <w:pPr>
         <w:pStyle w:val="Bibliography"/>
@@ -37451,7 +37509,7 @@
       <w:r>
         <w:t xml:space="preserve"> </w:t>
       </w:r>
-      <w:hyperlink r:id="rId175">
+      <w:hyperlink r:id="rId177">
         <w:r>
           <w:rPr>
             <w:rStyle w:val="Hyperlink"/>
@@ -37460,8 +37518,8 @@
         </w:r>
       </w:hyperlink>
     </w:p>
-    <w:bookmarkEnd w:id="176"/>
-    <w:bookmarkStart w:id="177" w:name="ref-cdc_sudors"/>
+    <w:bookmarkEnd w:id="178"/>
+    <w:bookmarkStart w:id="179" w:name="ref-cdc_sudors"/>
     <w:p>
       <w:pPr>
         <w:pStyle w:val="Bibliography"/>
@@ -37494,8 +37552,8 @@
         </w:r>
       </w:hyperlink>
     </w:p>
-    <w:bookmarkEnd w:id="177"/>
-    <w:bookmarkStart w:id="178" w:name="ref-cdc_ssps"/>
+    <w:bookmarkEnd w:id="179"/>
+    <w:bookmarkStart w:id="180" w:name="ref-cdc_ssps"/>
     <w:p>
       <w:pPr>
         <w:pStyle w:val="Bibliography"/>
@@ -37528,8 +37586,8 @@
         </w:r>
       </w:hyperlink>
     </w:p>
-    <w:bookmarkEnd w:id="178"/>
-    <w:bookmarkStart w:id="179" w:name="ref-cdc_opioid_epidemic"/>
+    <w:bookmarkEnd w:id="180"/>
+    <w:bookmarkStart w:id="181" w:name="ref-cdc_opioid_epidemic"/>
     <w:p>
       <w:pPr>
         <w:pStyle w:val="Bibliography"/>
@@ -37562,8 +37620,8 @@
         </w:r>
       </w:hyperlink>
     </w:p>
-    <w:bookmarkEnd w:id="179"/>
-    <w:bookmarkStart w:id="180" w:name="ref-commonwealth2025"/>
+    <w:bookmarkEnd w:id="181"/>
+    <w:bookmarkStart w:id="182" w:name="ref-commonwealth2025"/>
     <w:p>
       <w:pPr>
         <w:pStyle w:val="Bibliography"/>
@@ -37596,8 +37654,8 @@
         </w:r>
       </w:hyperlink>
     </w:p>
-    <w:bookmarkEnd w:id="180"/>
-    <w:bookmarkStart w:id="182" w:name="ref-commonwealth_overdose_intl"/>
+    <w:bookmarkEnd w:id="182"/>
+    <w:bookmarkStart w:id="184" w:name="ref-commonwealth_overdose_intl"/>
     <w:p>
       <w:pPr>
         <w:pStyle w:val="Bibliography"/>
@@ -37621,7 +37679,7 @@
       <w:r>
         <w:t xml:space="preserve"> </w:t>
       </w:r>
-      <w:hyperlink r:id="rId181">
+      <w:hyperlink r:id="rId183">
         <w:r>
           <w:rPr>
             <w:rStyle w:val="Hyperlink"/>
@@ -37630,8 +37688,8 @@
         </w:r>
       </w:hyperlink>
     </w:p>
-    <w:bookmarkEnd w:id="182"/>
-    <w:bookmarkStart w:id="184" w:name="ref-dowell_mmwr_2024"/>
+    <w:bookmarkEnd w:id="184"/>
+    <w:bookmarkStart w:id="186" w:name="ref-dowell_mmwr_2024"/>
     <w:p>
       <w:pPr>
         <w:pStyle w:val="Bibliography"/>
@@ -37668,7 +37726,7 @@
       <w:r>
         <w:t xml:space="preserve"> </w:t>
       </w:r>
-      <w:hyperlink r:id="rId183">
+      <w:hyperlink r:id="rId185">
         <w:r>
           <w:rPr>
             <w:rStyle w:val="Hyperlink"/>
@@ -37677,8 +37735,8 @@
         </w:r>
       </w:hyperlink>
     </w:p>
-    <w:bookmarkEnd w:id="184"/>
-    <w:bookmarkStart w:id="185" w:name="ref-cdc_hus_overdose"/>
+    <w:bookmarkEnd w:id="186"/>
+    <w:bookmarkStart w:id="187" w:name="ref-cdc_hus_overdose"/>
     <w:p>
       <w:pPr>
         <w:pStyle w:val="Bibliography"/>
@@ -37711,8 +37769,8 @@
         </w:r>
       </w:hyperlink>
     </w:p>
-    <w:bookmarkEnd w:id="185"/>
-    <w:bookmarkStart w:id="186" w:name="ref-cdc_faststats"/>
+    <w:bookmarkEnd w:id="187"/>
+    <w:bookmarkStart w:id="188" w:name="ref-cdc_faststats"/>
     <w:p>
       <w:pPr>
         <w:pStyle w:val="Bibliography"/>
@@ -37745,8 +37803,8 @@
         </w:r>
       </w:hyperlink>
     </w:p>
-    <w:bookmarkEnd w:id="186"/>
-    <w:bookmarkStart w:id="188" w:name="ref-hhs_sor_tor_2025"/>
+    <w:bookmarkEnd w:id="188"/>
+    <w:bookmarkStart w:id="190" w:name="ref-hhs_sor_tor_2025"/>
     <w:p>
       <w:pPr>
         <w:pStyle w:val="Bibliography"/>
@@ -37770,7 +37828,7 @@
       <w:r>
         <w:t xml:space="preserve"> </w:t>
       </w:r>
-      <w:hyperlink r:id="rId187">
+      <w:hyperlink r:id="rId189">
         <w:r>
           <w:rPr>
             <w:rStyle w:val="Hyperlink"/>
@@ -37779,10 +37837,10 @@
         </w:r>
       </w:hyperlink>
     </w:p>
-    <w:bookmarkEnd w:id="188"/>
-    <w:bookmarkEnd w:id="189"/>
     <w:bookmarkEnd w:id="190"/>
     <w:bookmarkEnd w:id="191"/>
+    <w:bookmarkEnd w:id="192"/>
+    <w:bookmarkEnd w:id="193"/>
     <w:sectPr>
       <w:headerReference r:id="rId10" w:type="default"/>
       <w:footerReference r:id="rId11" w:type="default"/>
